--- a/docs/assets/tempales/LR5.docx
+++ b/docs/assets/tempales/LR5.docx
@@ -4,47 +4,1983 @@
   <w:body>
     <w:p>
       <w:pPr>
+        <w:ind w:right="-850" w:hanging="1701"/>
+      </w:pPr>
+      <w:bookmarkStart w:id="0" w:name="_Hlk216899680"/>
+      <w:r>
+        <w:rPr>
+          <w:noProof/>
+        </w:rPr>
+        <w:drawing>
+          <wp:inline distT="0" distB="0" distL="0" distR="0" wp14:anchorId="3576EF8E" wp14:editId="2ED0F34D">
+            <wp:extent cx="7574280" cy="914400"/>
+            <wp:effectExtent l="0" t="0" r="7620" b="0"/>
+            <wp:docPr id="1" name="Рисунок 1"/>
+            <wp:cNvGraphicFramePr>
+              <a:graphicFrameLocks xmlns:a="http://schemas.openxmlformats.org/drawingml/2006/main" noChangeAspect="1"/>
+            </wp:cNvGraphicFramePr>
+            <a:graphic xmlns:a="http://schemas.openxmlformats.org/drawingml/2006/main">
+              <a:graphicData uri="http://schemas.openxmlformats.org/drawingml/2006/picture">
+                <pic:pic xmlns:pic="http://schemas.openxmlformats.org/drawingml/2006/picture">
+                  <pic:nvPicPr>
+                    <pic:cNvPr id="0" name="Рисунок 1"/>
+                    <pic:cNvPicPr>
+                      <a:picLocks noChangeAspect="1"/>
+                    </pic:cNvPicPr>
+                  </pic:nvPicPr>
+                  <pic:blipFill>
+                    <a:blip r:embed="rId7"/>
+                    <a:stretch/>
+                  </pic:blipFill>
+                  <pic:spPr bwMode="auto">
+                    <a:xfrm>
+                      <a:off x="0" y="0"/>
+                      <a:ext cx="7574280" cy="914400"/>
+                    </a:xfrm>
+                    <a:prstGeom prst="rect">
+                      <a:avLst/>
+                    </a:prstGeom>
+                    <a:noFill/>
+                    <a:ln>
+                      <a:noFill/>
+                    </a:ln>
+                  </pic:spPr>
+                </pic:pic>
+              </a:graphicData>
+            </a:graphic>
+          </wp:inline>
+        </w:drawing>
+      </w:r>
+    </w:p>
+    <w:p>
+      <w:pPr>
+        <w:spacing w:line="240" w:lineRule="auto"/>
+        <w:ind w:right="-1"/>
+        <w:jc w:val="center"/>
+        <w:rPr>
+          <w:rFonts w:ascii="TimesNewRomanPS-BoldMT" w:hAnsi="TimesNewRomanPS-BoldMT"/>
+          <w:b/>
+          <w:bCs/>
+          <w:color w:val="000000"/>
+          <w:sz w:val="26"/>
+          <w:szCs w:val="26"/>
+        </w:rPr>
+      </w:pPr>
+      <w:r>
+        <w:rPr>
+          <w:rFonts w:ascii="TimesNewRomanPS-BoldMT" w:hAnsi="TimesNewRomanPS-BoldMT"/>
+          <w:b/>
+          <w:bCs/>
+          <w:color w:val="000000"/>
+          <w:sz w:val="26"/>
+          <w:szCs w:val="26"/>
+        </w:rPr>
+        <w:t>АВТОНОМНАЯ НЕКОММЕРЧЕСКАЯ ОРГАНИЗАЦИЯ</w:t>
+      </w:r>
+    </w:p>
+    <w:p>
+      <w:pPr>
+        <w:spacing w:line="240" w:lineRule="auto"/>
+        <w:ind w:right="-1"/>
+        <w:jc w:val="center"/>
+        <w:rPr>
+          <w:rFonts w:ascii="TimesNewRomanPS-BoldMT" w:hAnsi="TimesNewRomanPS-BoldMT"/>
+          <w:color w:val="000000"/>
+          <w:sz w:val="26"/>
+          <w:szCs w:val="26"/>
+        </w:rPr>
+      </w:pPr>
+      <w:r>
+        <w:rPr>
+          <w:rFonts w:ascii="TimesNewRomanPS-BoldMT" w:hAnsi="TimesNewRomanPS-BoldMT"/>
+          <w:b/>
+          <w:bCs/>
+          <w:color w:val="000000"/>
+          <w:sz w:val="26"/>
+          <w:szCs w:val="26"/>
+        </w:rPr>
+        <w:t>ВЫСШЕГО ОБРАЗОВАНИЯ</w:t>
+      </w:r>
+      <w:r>
+        <w:rPr>
+          <w:rFonts w:ascii="TimesNewRomanPS-BoldMT" w:hAnsi="TimesNewRomanPS-BoldMT"/>
+          <w:color w:val="000000"/>
+          <w:sz w:val="26"/>
+          <w:szCs w:val="26"/>
+        </w:rPr>
+        <w:t xml:space="preserve"> </w:t>
+      </w:r>
+    </w:p>
+    <w:p>
+      <w:pPr>
+        <w:spacing w:line="240" w:lineRule="auto"/>
+        <w:ind w:right="-1"/>
+        <w:jc w:val="center"/>
+        <w:rPr>
+          <w:rFonts w:ascii="TimesNewRomanPS-BoldMT" w:hAnsi="TimesNewRomanPS-BoldMT"/>
+          <w:b/>
+          <w:bCs/>
+          <w:color w:val="000000"/>
+          <w:sz w:val="26"/>
+          <w:szCs w:val="26"/>
+        </w:rPr>
+      </w:pPr>
+      <w:r>
+        <w:rPr>
+          <w:rFonts w:ascii="TimesNewRomanPS-BoldMT" w:hAnsi="TimesNewRomanPS-BoldMT"/>
+          <w:b/>
+          <w:bCs/>
+          <w:color w:val="000000"/>
+          <w:sz w:val="26"/>
+          <w:szCs w:val="26"/>
+        </w:rPr>
+        <w:t>«МОСКОВСКИЙ УНИВЕРСИТЕТ</w:t>
+      </w:r>
+      <w:r>
+        <w:rPr>
+          <w:rFonts w:ascii="TimesNewRomanPS-BoldMT" w:hAnsi="TimesNewRomanPS-BoldMT"/>
+          <w:color w:val="000000"/>
+          <w:sz w:val="26"/>
+          <w:szCs w:val="26"/>
+        </w:rPr>
+        <w:t xml:space="preserve"> </w:t>
+      </w:r>
+      <w:r>
+        <w:rPr>
+          <w:rFonts w:ascii="TimesNewRomanPS-BoldMT" w:hAnsi="TimesNewRomanPS-BoldMT"/>
+          <w:b/>
+          <w:bCs/>
+          <w:color w:val="000000"/>
+          <w:sz w:val="26"/>
+          <w:szCs w:val="26"/>
+        </w:rPr>
+        <w:t>«СИНЕРГИЯ»</w:t>
+      </w:r>
+    </w:p>
+    <w:tbl>
+      <w:tblPr>
+        <w:tblW w:w="0" w:type="auto"/>
+        <w:tblLook w:val="04A0" w:firstRow="1" w:lastRow="0" w:firstColumn="1" w:lastColumn="0" w:noHBand="0" w:noVBand="1"/>
+      </w:tblPr>
+      <w:tblGrid>
+        <w:gridCol w:w="3355"/>
+        <w:gridCol w:w="273"/>
+        <w:gridCol w:w="5443"/>
+      </w:tblGrid>
+      <w:tr>
+        <w:tc>
+          <w:tcPr>
+            <w:tcW w:w="3115" w:type="dxa"/>
+            <w:shd w:val="clear" w:color="auto" w:fill="auto"/>
+          </w:tcPr>
+          <w:p>
+            <w:pPr>
+              <w:spacing w:line="240" w:lineRule="auto"/>
+              <w:ind w:right="-1" w:firstLine="0"/>
+              <w:rPr>
+                <w:rFonts w:ascii="TimesNewRomanPS-BoldMT" w:hAnsi="TimesNewRomanPS-BoldMT"/>
+                <w:color w:val="000000"/>
+                <w:sz w:val="24"/>
+              </w:rPr>
+            </w:pPr>
+            <w:r>
+              <w:rPr>
+                <w:rFonts w:ascii="TimesNewRomanPS-BoldMT" w:hAnsi="TimesNewRomanPS-BoldMT"/>
+                <w:b/>
+                <w:bCs/>
+                <w:color w:val="000000"/>
+                <w:sz w:val="24"/>
+              </w:rPr>
+              <w:t>Факультет/Институт</w:t>
+            </w:r>
+          </w:p>
+        </w:tc>
+        <w:tc>
+          <w:tcPr>
+            <w:tcW w:w="282" w:type="dxa"/>
+            <w:shd w:val="clear" w:color="auto" w:fill="auto"/>
+          </w:tcPr>
+          <w:p>
+            <w:pPr>
+              <w:spacing w:line="240" w:lineRule="auto"/>
+              <w:ind w:right="-1"/>
+              <w:jc w:val="center"/>
+              <w:rPr>
+                <w:rFonts w:ascii="TimesNewRomanPS-BoldMT" w:hAnsi="TimesNewRomanPS-BoldMT"/>
+                <w:color w:val="000000"/>
+                <w:sz w:val="24"/>
+              </w:rPr>
+            </w:pPr>
+          </w:p>
+        </w:tc>
+        <w:tc>
+          <w:tcPr>
+            <w:tcW w:w="5948" w:type="dxa"/>
+            <w:tcBorders>
+              <w:bottom w:val="single" w:sz="4" w:space="0" w:color="000000"/>
+            </w:tcBorders>
+            <w:shd w:val="clear" w:color="auto" w:fill="auto"/>
+          </w:tcPr>
+          <w:p>
+            <w:pPr>
+              <w:spacing w:line="240" w:lineRule="auto"/>
+              <w:ind w:right="-1"/>
+              <w:jc w:val="center"/>
+              <w:rPr>
+                <w:color w:val="000000"/>
+                <w:sz w:val="24"/>
+              </w:rPr>
+            </w:pPr>
+            <w:r>
+              <w:rPr>
+                <w:color w:val="000000"/>
+                <w:sz w:val="24"/>
+              </w:rPr>
+              <w:t>информационных технологий</w:t>
+            </w:r>
+          </w:p>
+        </w:tc>
+      </w:tr>
+      <w:tr>
+        <w:tc>
+          <w:tcPr>
+            <w:tcW w:w="3115" w:type="dxa"/>
+            <w:shd w:val="clear" w:color="auto" w:fill="auto"/>
+          </w:tcPr>
+          <w:p>
+            <w:pPr>
+              <w:spacing w:line="240" w:lineRule="auto"/>
+              <w:ind w:right="-1"/>
+              <w:rPr>
+                <w:rFonts w:ascii="TimesNewRomanPS-BoldMT" w:hAnsi="TimesNewRomanPS-BoldMT"/>
+                <w:b/>
+                <w:bCs/>
+                <w:color w:val="000000"/>
+                <w:sz w:val="24"/>
+              </w:rPr>
+            </w:pPr>
+          </w:p>
+        </w:tc>
+        <w:tc>
+          <w:tcPr>
+            <w:tcW w:w="282" w:type="dxa"/>
+            <w:shd w:val="clear" w:color="auto" w:fill="auto"/>
+          </w:tcPr>
+          <w:p>
+            <w:pPr>
+              <w:spacing w:line="240" w:lineRule="auto"/>
+              <w:ind w:right="-1"/>
+              <w:jc w:val="center"/>
+              <w:rPr>
+                <w:rFonts w:ascii="TimesNewRomanPS-BoldMT" w:hAnsi="TimesNewRomanPS-BoldMT"/>
+                <w:color w:val="000000"/>
+                <w:sz w:val="24"/>
+              </w:rPr>
+            </w:pPr>
+          </w:p>
+        </w:tc>
+        <w:tc>
+          <w:tcPr>
+            <w:tcW w:w="5948" w:type="dxa"/>
+            <w:tcBorders>
+              <w:top w:val="single" w:sz="4" w:space="0" w:color="000000"/>
+            </w:tcBorders>
+            <w:shd w:val="clear" w:color="auto" w:fill="auto"/>
+          </w:tcPr>
+          <w:p>
+            <w:pPr>
+              <w:spacing w:line="240" w:lineRule="auto"/>
+              <w:ind w:right="-1"/>
+              <w:jc w:val="center"/>
+              <w:rPr>
+                <w:rFonts w:ascii="TimesNewRomanPS-BoldMT" w:hAnsi="TimesNewRomanPS-BoldMT"/>
+                <w:color w:val="000000"/>
+                <w:sz w:val="24"/>
+              </w:rPr>
+            </w:pPr>
+            <w:r>
+              <w:rPr>
+                <w:rFonts w:ascii="TimesNewRomanPSMT" w:hAnsi="TimesNewRomanPSMT"/>
+                <w:color w:val="000000"/>
+                <w:sz w:val="24"/>
+              </w:rPr>
+              <w:t>(наименование факультета/ Института)</w:t>
+            </w:r>
+          </w:p>
+        </w:tc>
+      </w:tr>
+      <w:tr>
+        <w:tc>
+          <w:tcPr>
+            <w:tcW w:w="3115" w:type="dxa"/>
+            <w:shd w:val="clear" w:color="auto" w:fill="auto"/>
+          </w:tcPr>
+          <w:p>
+            <w:pPr>
+              <w:spacing w:line="240" w:lineRule="auto"/>
+              <w:ind w:firstLine="0"/>
+              <w:rPr>
+                <w:rFonts w:ascii="TimesNewRomanPS-BoldMT" w:hAnsi="TimesNewRomanPS-BoldMT"/>
+                <w:b/>
+                <w:bCs/>
+                <w:color w:val="000000"/>
+                <w:sz w:val="24"/>
+              </w:rPr>
+            </w:pPr>
+            <w:r>
+              <w:rPr>
+                <w:rFonts w:ascii="TimesNewRomanPS-BoldMT" w:hAnsi="TimesNewRomanPS-BoldMT"/>
+                <w:b/>
+                <w:bCs/>
+                <w:color w:val="000000"/>
+                <w:sz w:val="24"/>
+              </w:rPr>
+              <w:t xml:space="preserve">Направление/специальность </w:t>
+            </w:r>
+          </w:p>
+        </w:tc>
+        <w:tc>
+          <w:tcPr>
+            <w:tcW w:w="282" w:type="dxa"/>
+            <w:shd w:val="clear" w:color="auto" w:fill="auto"/>
+          </w:tcPr>
+          <w:p>
+            <w:pPr>
+              <w:spacing w:line="240" w:lineRule="auto"/>
+              <w:jc w:val="center"/>
+              <w:rPr>
+                <w:rFonts w:ascii="TimesNewRomanPS-BoldMT" w:hAnsi="TimesNewRomanPS-BoldMT"/>
+                <w:color w:val="000000"/>
+                <w:sz w:val="24"/>
+              </w:rPr>
+            </w:pPr>
+          </w:p>
+        </w:tc>
+        <w:tc>
+          <w:tcPr>
+            <w:tcW w:w="5948" w:type="dxa"/>
+            <w:tcBorders>
+              <w:bottom w:val="single" w:sz="4" w:space="0" w:color="000000"/>
+            </w:tcBorders>
+            <w:shd w:val="clear" w:color="auto" w:fill="auto"/>
+          </w:tcPr>
+          <w:p>
+            <w:pPr>
+              <w:pStyle w:val="ae"/>
+              <w:spacing w:after="0"/>
+              <w:jc w:val="both"/>
+              <w:rPr>
+                <w:spacing w:val="-16"/>
+                <w:szCs w:val="22"/>
+              </w:rPr>
+            </w:pPr>
+            <w:r>
+              <w:rPr>
+                <w:color w:val="000000"/>
+                <w:spacing w:val="-16"/>
+                <w:szCs w:val="22"/>
+              </w:rPr>
+              <w:t xml:space="preserve">09.02.07 </w:t>
+            </w:r>
+            <w:r>
+              <w:rPr>
+                <w:spacing w:val="-16"/>
+                <w:szCs w:val="22"/>
+              </w:rPr>
+              <w:t>Информационные системы и программирование</w:t>
+            </w:r>
+          </w:p>
+        </w:tc>
+      </w:tr>
+      <w:tr>
+        <w:tc>
+          <w:tcPr>
+            <w:tcW w:w="3115" w:type="dxa"/>
+            <w:shd w:val="clear" w:color="auto" w:fill="auto"/>
+          </w:tcPr>
+          <w:p>
+            <w:pPr>
+              <w:spacing w:line="240" w:lineRule="auto"/>
+              <w:ind w:right="-1"/>
+              <w:rPr>
+                <w:rFonts w:ascii="TimesNewRomanPS-BoldMT" w:hAnsi="TimesNewRomanPS-BoldMT"/>
+                <w:b/>
+                <w:bCs/>
+                <w:color w:val="000000"/>
+                <w:sz w:val="24"/>
+              </w:rPr>
+            </w:pPr>
+            <w:r>
+              <w:rPr>
+                <w:rFonts w:ascii="TimesNewRomanPS-BoldMT" w:hAnsi="TimesNewRomanPS-BoldMT"/>
+                <w:b/>
+                <w:bCs/>
+                <w:color w:val="000000"/>
+                <w:sz w:val="24"/>
+              </w:rPr>
+              <w:t>подготовки:</w:t>
+            </w:r>
+          </w:p>
+        </w:tc>
+        <w:tc>
+          <w:tcPr>
+            <w:tcW w:w="282" w:type="dxa"/>
+            <w:shd w:val="clear" w:color="auto" w:fill="auto"/>
+          </w:tcPr>
+          <w:p>
+            <w:pPr>
+              <w:spacing w:line="240" w:lineRule="auto"/>
+              <w:ind w:right="-1"/>
+              <w:jc w:val="center"/>
+              <w:rPr>
+                <w:rFonts w:ascii="TimesNewRomanPS-BoldMT" w:hAnsi="TimesNewRomanPS-BoldMT"/>
+                <w:color w:val="000000"/>
+                <w:sz w:val="24"/>
+              </w:rPr>
+            </w:pPr>
+          </w:p>
+        </w:tc>
+        <w:tc>
+          <w:tcPr>
+            <w:tcW w:w="5948" w:type="dxa"/>
+            <w:shd w:val="clear" w:color="auto" w:fill="auto"/>
+          </w:tcPr>
+          <w:p>
+            <w:pPr>
+              <w:spacing w:line="240" w:lineRule="auto"/>
+              <w:ind w:right="-1"/>
+              <w:jc w:val="center"/>
+              <w:rPr>
+                <w:rFonts w:ascii="TimesNewRomanPSMT" w:hAnsi="TimesNewRomanPSMT"/>
+                <w:color w:val="000000"/>
+                <w:sz w:val="24"/>
+              </w:rPr>
+            </w:pPr>
+            <w:r>
+              <w:rPr>
+                <w:rFonts w:ascii="TimesNewRomanPSMT" w:hAnsi="TimesNewRomanPSMT"/>
+                <w:color w:val="000000"/>
+                <w:sz w:val="24"/>
+              </w:rPr>
+              <w:t>(код и наименование направления /специальности подготовки)</w:t>
+            </w:r>
+          </w:p>
+        </w:tc>
+      </w:tr>
+      <w:tr>
+        <w:tc>
+          <w:tcPr>
+            <w:tcW w:w="3115" w:type="dxa"/>
+            <w:shd w:val="clear" w:color="auto" w:fill="auto"/>
+          </w:tcPr>
+          <w:p>
+            <w:pPr>
+              <w:spacing w:line="240" w:lineRule="auto"/>
+              <w:ind w:firstLine="0"/>
+              <w:rPr>
+                <w:rFonts w:ascii="TimesNewRomanPS-BoldMT" w:hAnsi="TimesNewRomanPS-BoldMT"/>
+                <w:b/>
+                <w:bCs/>
+                <w:color w:val="000000"/>
+                <w:sz w:val="24"/>
+              </w:rPr>
+            </w:pPr>
+            <w:r>
+              <w:rPr>
+                <w:rFonts w:ascii="TimesNewRomanPS-BoldMT" w:hAnsi="TimesNewRomanPS-BoldMT"/>
+                <w:b/>
+                <w:bCs/>
+                <w:color w:val="000000"/>
+                <w:sz w:val="24"/>
+              </w:rPr>
+              <w:t>Форма обучения:</w:t>
+            </w:r>
+          </w:p>
+        </w:tc>
+        <w:tc>
+          <w:tcPr>
+            <w:tcW w:w="282" w:type="dxa"/>
+            <w:shd w:val="clear" w:color="auto" w:fill="auto"/>
+          </w:tcPr>
+          <w:p>
+            <w:pPr>
+              <w:spacing w:line="240" w:lineRule="auto"/>
+              <w:jc w:val="center"/>
+              <w:rPr>
+                <w:rFonts w:ascii="TimesNewRomanPS-BoldMT" w:hAnsi="TimesNewRomanPS-BoldMT"/>
+                <w:color w:val="000000"/>
+                <w:sz w:val="24"/>
+              </w:rPr>
+            </w:pPr>
+          </w:p>
+        </w:tc>
+        <w:tc>
+          <w:tcPr>
+            <w:tcW w:w="5948" w:type="dxa"/>
+            <w:tcBorders>
+              <w:bottom w:val="single" w:sz="4" w:space="0" w:color="000000"/>
+            </w:tcBorders>
+            <w:shd w:val="clear" w:color="auto" w:fill="auto"/>
+          </w:tcPr>
+          <w:p>
+            <w:pPr>
+              <w:spacing w:line="240" w:lineRule="auto"/>
+              <w:jc w:val="center"/>
+              <w:rPr>
+                <w:rFonts w:ascii="TimesNewRomanPSMT" w:hAnsi="TimesNewRomanPSMT"/>
+                <w:color w:val="000000"/>
+                <w:sz w:val="24"/>
+              </w:rPr>
+            </w:pPr>
+            <w:r>
+              <w:rPr>
+                <w:rFonts w:ascii="TimesNewRomanPSMT" w:hAnsi="TimesNewRomanPSMT"/>
+                <w:color w:val="000000"/>
+                <w:sz w:val="24"/>
+              </w:rPr>
+              <w:t>очная</w:t>
+            </w:r>
+          </w:p>
+        </w:tc>
+      </w:tr>
+      <w:tr>
+        <w:tc>
+          <w:tcPr>
+            <w:tcW w:w="3115" w:type="dxa"/>
+            <w:shd w:val="clear" w:color="auto" w:fill="auto"/>
+          </w:tcPr>
+          <w:p>
+            <w:pPr>
+              <w:spacing w:line="240" w:lineRule="auto"/>
+              <w:ind w:right="-1"/>
+              <w:rPr>
+                <w:rFonts w:ascii="TimesNewRomanPS-BoldMT" w:hAnsi="TimesNewRomanPS-BoldMT"/>
+                <w:b/>
+                <w:bCs/>
+                <w:color w:val="000000"/>
+                <w:sz w:val="24"/>
+              </w:rPr>
+            </w:pPr>
+          </w:p>
+        </w:tc>
+        <w:tc>
+          <w:tcPr>
+            <w:tcW w:w="282" w:type="dxa"/>
+            <w:shd w:val="clear" w:color="auto" w:fill="auto"/>
+          </w:tcPr>
+          <w:p>
+            <w:pPr>
+              <w:spacing w:line="240" w:lineRule="auto"/>
+              <w:ind w:right="-1"/>
+              <w:jc w:val="center"/>
+              <w:rPr>
+                <w:rFonts w:ascii="TimesNewRomanPS-BoldMT" w:hAnsi="TimesNewRomanPS-BoldMT"/>
+                <w:color w:val="000000"/>
+                <w:sz w:val="24"/>
+              </w:rPr>
+            </w:pPr>
+          </w:p>
+        </w:tc>
+        <w:tc>
+          <w:tcPr>
+            <w:tcW w:w="5948" w:type="dxa"/>
+            <w:shd w:val="clear" w:color="auto" w:fill="auto"/>
+          </w:tcPr>
+          <w:p>
+            <w:pPr>
+              <w:spacing w:line="240" w:lineRule="auto"/>
+              <w:ind w:right="-1"/>
+              <w:jc w:val="center"/>
+              <w:rPr>
+                <w:rFonts w:ascii="TimesNewRomanPSMT" w:hAnsi="TimesNewRomanPSMT"/>
+                <w:color w:val="000000"/>
+                <w:sz w:val="24"/>
+              </w:rPr>
+            </w:pPr>
+            <w:r>
+              <w:rPr>
+                <w:rFonts w:ascii="TimesNewRomanPSMT" w:hAnsi="TimesNewRomanPSMT"/>
+                <w:color w:val="000000"/>
+                <w:sz w:val="24"/>
+              </w:rPr>
+              <w:t>(очная, очно-заочная, заочная)</w:t>
+            </w:r>
+          </w:p>
+        </w:tc>
+      </w:tr>
+      <w:tr>
+        <w:trPr>
+          <w:trHeight w:val="68"/>
+        </w:trPr>
+        <w:tc>
+          <w:tcPr>
+            <w:tcW w:w="3115" w:type="dxa"/>
+            <w:shd w:val="clear" w:color="auto" w:fill="auto"/>
+          </w:tcPr>
+          <w:p>
+            <w:pPr>
+              <w:spacing w:line="240" w:lineRule="auto"/>
+              <w:ind w:right="-1"/>
+              <w:jc w:val="center"/>
+              <w:rPr>
+                <w:rFonts w:ascii="TimesNewRomanPS-BoldMT" w:hAnsi="TimesNewRomanPS-BoldMT"/>
+                <w:b/>
+                <w:bCs/>
+                <w:color w:val="000000"/>
+                <w:szCs w:val="28"/>
+              </w:rPr>
+            </w:pPr>
+          </w:p>
+        </w:tc>
+        <w:tc>
+          <w:tcPr>
+            <w:tcW w:w="282" w:type="dxa"/>
+            <w:shd w:val="clear" w:color="auto" w:fill="auto"/>
+          </w:tcPr>
+          <w:p>
+            <w:pPr>
+              <w:spacing w:line="240" w:lineRule="auto"/>
+              <w:ind w:right="-1"/>
+              <w:jc w:val="center"/>
+              <w:rPr>
+                <w:rFonts w:ascii="TimesNewRomanPS-BoldMT" w:hAnsi="TimesNewRomanPS-BoldMT"/>
+                <w:color w:val="000000"/>
+                <w:szCs w:val="28"/>
+              </w:rPr>
+            </w:pPr>
+          </w:p>
+        </w:tc>
+        <w:tc>
+          <w:tcPr>
+            <w:tcW w:w="5948" w:type="dxa"/>
+            <w:shd w:val="clear" w:color="auto" w:fill="auto"/>
+          </w:tcPr>
+          <w:p>
+            <w:pPr>
+              <w:spacing w:line="240" w:lineRule="auto"/>
+              <w:ind w:right="-1"/>
+              <w:jc w:val="center"/>
+              <w:rPr>
+                <w:rFonts w:ascii="TimesNewRomanPSMT" w:hAnsi="TimesNewRomanPSMT"/>
+                <w:color w:val="000000"/>
+                <w:szCs w:val="28"/>
+              </w:rPr>
+            </w:pPr>
+          </w:p>
+        </w:tc>
+      </w:tr>
+    </w:tbl>
+    <w:p>
+      <w:pPr>
+        <w:spacing w:line="240" w:lineRule="auto"/>
+        <w:ind w:right="-1"/>
+        <w:jc w:val="center"/>
+        <w:rPr>
+          <w:rFonts w:ascii="TimesNewRomanPSMT" w:hAnsi="TimesNewRomanPSMT"/>
+          <w:color w:val="000000"/>
+          <w:szCs w:val="28"/>
+        </w:rPr>
+      </w:pPr>
+    </w:p>
+    <w:p>
+      <w:pPr>
+        <w:spacing w:line="240" w:lineRule="auto"/>
+        <w:ind w:right="-1"/>
+        <w:jc w:val="center"/>
+        <w:rPr>
+          <w:rFonts w:ascii="TimesNewRomanPS-BoldMT" w:hAnsi="TimesNewRomanPS-BoldMT"/>
+          <w:b/>
+          <w:bCs/>
+          <w:color w:val="000000"/>
+          <w:szCs w:val="28"/>
+        </w:rPr>
+      </w:pPr>
+      <w:r>
+        <w:rPr>
+          <w:rFonts w:ascii="TimesNewRomanPS-BoldMT" w:hAnsi="TimesNewRomanPS-BoldMT"/>
+          <w:b/>
+          <w:bCs/>
+          <w:color w:val="000000"/>
+          <w:szCs w:val="28"/>
+        </w:rPr>
+        <w:t>Отчет по лабораторной работе №</w:t>
+      </w:r>
+      <w:r>
+        <w:rPr>
+          <w:rFonts w:ascii="TimesNewRomanPS-BoldMT" w:hAnsi="TimesNewRomanPS-BoldMT"/>
+          <w:b/>
+          <w:bCs/>
+          <w:szCs w:val="28"/>
+        </w:rPr>
+        <w:t xml:space="preserve"> </w:t>
+      </w:r>
+      <w:r>
+        <w:rPr>
+          <w:rFonts w:ascii="TimesNewRomanPS-BoldMT" w:hAnsi="TimesNewRomanPS-BoldMT"/>
+          <w:b/>
+          <w:bCs/>
+          <w:szCs w:val="28"/>
+        </w:rPr>
+        <w:t>5</w:t>
+      </w:r>
+    </w:p>
+    <w:tbl>
+      <w:tblPr>
+        <w:tblW w:w="9639" w:type="dxa"/>
+        <w:tblLook w:val="04A0" w:firstRow="1" w:lastRow="0" w:firstColumn="1" w:lastColumn="0" w:noHBand="0" w:noVBand="1"/>
+      </w:tblPr>
+      <w:tblGrid>
+        <w:gridCol w:w="1134"/>
+        <w:gridCol w:w="142"/>
+        <w:gridCol w:w="284"/>
+        <w:gridCol w:w="425"/>
+        <w:gridCol w:w="567"/>
+        <w:gridCol w:w="7087"/>
+      </w:tblGrid>
+      <w:tr>
+        <w:tc>
+          <w:tcPr>
+            <w:tcW w:w="1276" w:type="dxa"/>
+            <w:gridSpan w:val="2"/>
+            <w:shd w:val="clear" w:color="auto" w:fill="auto"/>
+          </w:tcPr>
+          <w:p>
+            <w:pPr>
+              <w:spacing w:line="240" w:lineRule="auto"/>
+              <w:ind w:firstLine="0"/>
+              <w:rPr>
+                <w:rFonts w:ascii="TimesNewRomanPS-BoldMT" w:hAnsi="TimesNewRomanPS-BoldMT"/>
+                <w:b/>
+                <w:bCs/>
+                <w:color w:val="000000"/>
+                <w:sz w:val="24"/>
+              </w:rPr>
+            </w:pPr>
+            <w:r>
+              <w:rPr>
+                <w:rFonts w:ascii="TimesNewRomanPS-BoldMT" w:hAnsi="TimesNewRomanPS-BoldMT"/>
+                <w:b/>
+                <w:bCs/>
+                <w:color w:val="000000"/>
+                <w:sz w:val="24"/>
+              </w:rPr>
+              <w:t>на тему</w:t>
+            </w:r>
+          </w:p>
+        </w:tc>
+        <w:tc>
+          <w:tcPr>
+            <w:tcW w:w="284" w:type="dxa"/>
+            <w:shd w:val="clear" w:color="auto" w:fill="auto"/>
+          </w:tcPr>
+          <w:p>
+            <w:pPr>
+              <w:spacing w:line="240" w:lineRule="auto"/>
+              <w:jc w:val="center"/>
+              <w:rPr>
+                <w:rFonts w:ascii="TimesNewRomanPS-BoldMT" w:hAnsi="TimesNewRomanPS-BoldMT"/>
+                <w:color w:val="000000"/>
+                <w:sz w:val="24"/>
+              </w:rPr>
+            </w:pPr>
+          </w:p>
+        </w:tc>
+        <w:tc>
+          <w:tcPr>
+            <w:tcW w:w="8079" w:type="dxa"/>
+            <w:gridSpan w:val="3"/>
+            <w:tcBorders>
+              <w:bottom w:val="single" w:sz="4" w:space="0" w:color="000000"/>
+            </w:tcBorders>
+            <w:shd w:val="clear" w:color="auto" w:fill="auto"/>
+          </w:tcPr>
+          <w:p>
+            <w:pPr>
+              <w:spacing w:line="240" w:lineRule="auto"/>
+              <w:jc w:val="center"/>
+              <w:rPr>
+                <w:rFonts w:ascii="TimesNewRomanPSMT" w:hAnsi="TimesNewRomanPSMT"/>
+                <w:sz w:val="24"/>
+              </w:rPr>
+            </w:pPr>
+            <w:r>
+              <w:rPr>
+                <w:rFonts w:ascii="TimesNewRomanPSMT" w:hAnsi="TimesNewRomanPSMT"/>
+                <w:sz w:val="24"/>
+              </w:rPr>
+              <w:t>Создание диаграммы последовательности и классов</w:t>
+            </w:r>
+          </w:p>
+        </w:tc>
+      </w:tr>
+      <w:tr>
+        <w:tc>
+          <w:tcPr>
+            <w:tcW w:w="9639" w:type="dxa"/>
+            <w:gridSpan w:val="6"/>
+            <w:shd w:val="clear" w:color="auto" w:fill="auto"/>
+          </w:tcPr>
+          <w:p>
+            <w:pPr>
+              <w:spacing w:line="240" w:lineRule="auto"/>
+              <w:ind w:right="-1"/>
+              <w:jc w:val="center"/>
+              <w:rPr>
+                <w:rFonts w:ascii="TimesNewRomanPSMT" w:hAnsi="TimesNewRomanPSMT"/>
+                <w:color w:val="000000"/>
+                <w:sz w:val="24"/>
+              </w:rPr>
+            </w:pPr>
+            <w:r>
+              <w:rPr>
+                <w:rFonts w:ascii="TimesNewRomanPS-BoldMT" w:hAnsi="TimesNewRomanPS-BoldMT"/>
+                <w:color w:val="000000"/>
+                <w:sz w:val="24"/>
+              </w:rPr>
+              <w:t>(</w:t>
+            </w:r>
+            <w:r>
+              <w:rPr>
+                <w:rFonts w:ascii="TimesNewRomanPSMT" w:hAnsi="TimesNewRomanPSMT"/>
+                <w:color w:val="000000"/>
+                <w:sz w:val="24"/>
+              </w:rPr>
+              <w:t>наименование темы)</w:t>
+            </w:r>
+          </w:p>
+        </w:tc>
+      </w:tr>
+      <w:tr>
+        <w:tc>
+          <w:tcPr>
+            <w:tcW w:w="1134" w:type="dxa"/>
+            <w:tcBorders>
+              <w:bottom w:val="single" w:sz="4" w:space="0" w:color="000000"/>
+            </w:tcBorders>
+            <w:shd w:val="clear" w:color="auto" w:fill="auto"/>
+          </w:tcPr>
+          <w:p>
+            <w:pPr>
+              <w:spacing w:line="240" w:lineRule="auto"/>
+              <w:ind w:right="-1"/>
+              <w:jc w:val="center"/>
+              <w:rPr>
+                <w:rFonts w:ascii="TimesNewRomanPS-BoldMT" w:hAnsi="TimesNewRomanPS-BoldMT"/>
+                <w:b/>
+                <w:bCs/>
+                <w:color w:val="000000"/>
+                <w:sz w:val="24"/>
+              </w:rPr>
+            </w:pPr>
+          </w:p>
+        </w:tc>
+        <w:tc>
+          <w:tcPr>
+            <w:tcW w:w="426" w:type="dxa"/>
+            <w:gridSpan w:val="2"/>
+            <w:tcBorders>
+              <w:bottom w:val="single" w:sz="4" w:space="0" w:color="000000"/>
+            </w:tcBorders>
+            <w:shd w:val="clear" w:color="auto" w:fill="auto"/>
+          </w:tcPr>
+          <w:p>
+            <w:pPr>
+              <w:spacing w:line="240" w:lineRule="auto"/>
+              <w:ind w:right="-1"/>
+              <w:jc w:val="center"/>
+              <w:rPr>
+                <w:rFonts w:ascii="TimesNewRomanPS-BoldMT" w:hAnsi="TimesNewRomanPS-BoldMT"/>
+                <w:color w:val="000000"/>
+                <w:sz w:val="24"/>
+              </w:rPr>
+            </w:pPr>
+          </w:p>
+        </w:tc>
+        <w:tc>
+          <w:tcPr>
+            <w:tcW w:w="8079" w:type="dxa"/>
+            <w:gridSpan w:val="3"/>
+            <w:tcBorders>
+              <w:bottom w:val="single" w:sz="4" w:space="0" w:color="000000"/>
+            </w:tcBorders>
+            <w:shd w:val="clear" w:color="auto" w:fill="auto"/>
+          </w:tcPr>
+          <w:p>
+            <w:pPr>
+              <w:spacing w:line="240" w:lineRule="auto"/>
+              <w:ind w:right="-1"/>
+              <w:jc w:val="center"/>
+              <w:rPr>
+                <w:rFonts w:ascii="TimesNewRomanPS-BoldMT" w:hAnsi="TimesNewRomanPS-BoldMT"/>
+                <w:color w:val="FF0000"/>
+                <w:sz w:val="24"/>
+              </w:rPr>
+            </w:pPr>
+          </w:p>
+        </w:tc>
+      </w:tr>
+      <w:tr>
+        <w:tblPrEx>
+          <w:tblBorders>
+            <w:top w:val="single" w:sz="4" w:space="0" w:color="auto"/>
+            <w:left w:val="single" w:sz="4" w:space="0" w:color="auto"/>
+            <w:bottom w:val="single" w:sz="4" w:space="0" w:color="auto"/>
+            <w:right w:val="single" w:sz="4" w:space="0" w:color="auto"/>
+            <w:insideH w:val="single" w:sz="4" w:space="0" w:color="auto"/>
+            <w:insideV w:val="single" w:sz="4" w:space="0" w:color="auto"/>
+          </w:tblBorders>
+        </w:tblPrEx>
+        <w:tc>
+          <w:tcPr>
+            <w:tcW w:w="1985" w:type="dxa"/>
+            <w:gridSpan w:val="4"/>
+            <w:tcBorders>
+              <w:top w:val="single" w:sz="4" w:space="0" w:color="000000"/>
+              <w:left w:val="none" w:sz="4" w:space="0" w:color="000000"/>
+              <w:bottom w:val="none" w:sz="4" w:space="0" w:color="000000"/>
+              <w:right w:val="none" w:sz="4" w:space="0" w:color="000000"/>
+            </w:tcBorders>
+            <w:shd w:val="clear" w:color="auto" w:fill="auto"/>
+          </w:tcPr>
+          <w:p>
+            <w:pPr>
+              <w:spacing w:line="240" w:lineRule="auto"/>
+              <w:ind w:right="-113"/>
+              <w:rPr>
+                <w:rFonts w:ascii="TimesNewRomanPS-BoldMT" w:hAnsi="TimesNewRomanPS-BoldMT"/>
+                <w:b/>
+                <w:bCs/>
+                <w:color w:val="000000"/>
+                <w:sz w:val="24"/>
+              </w:rPr>
+            </w:pPr>
+          </w:p>
+          <w:p>
+            <w:pPr>
+              <w:spacing w:line="240" w:lineRule="auto"/>
+              <w:ind w:right="-113" w:firstLine="0"/>
+              <w:rPr>
+                <w:rFonts w:ascii="TimesNewRomanPS-BoldMT" w:hAnsi="TimesNewRomanPS-BoldMT"/>
+                <w:b/>
+                <w:bCs/>
+                <w:color w:val="000000"/>
+                <w:sz w:val="24"/>
+              </w:rPr>
+            </w:pPr>
+            <w:r>
+              <w:rPr>
+                <w:rFonts w:ascii="TimesNewRomanPS-BoldMT" w:hAnsi="TimesNewRomanPS-BoldMT"/>
+                <w:b/>
+                <w:bCs/>
+                <w:color w:val="000000"/>
+                <w:sz w:val="24"/>
+              </w:rPr>
+              <w:t>по дисциплине</w:t>
+            </w:r>
+          </w:p>
+        </w:tc>
+        <w:tc>
+          <w:tcPr>
+            <w:tcW w:w="567" w:type="dxa"/>
+            <w:tcBorders>
+              <w:top w:val="single" w:sz="4" w:space="0" w:color="000000"/>
+              <w:left w:val="none" w:sz="4" w:space="0" w:color="000000"/>
+              <w:bottom w:val="none" w:sz="4" w:space="0" w:color="000000"/>
+              <w:right w:val="none" w:sz="4" w:space="0" w:color="000000"/>
+            </w:tcBorders>
+            <w:shd w:val="clear" w:color="auto" w:fill="auto"/>
+          </w:tcPr>
+          <w:p>
+            <w:pPr>
+              <w:spacing w:line="240" w:lineRule="auto"/>
+              <w:jc w:val="center"/>
+              <w:rPr>
+                <w:rFonts w:ascii="TimesNewRomanPS-BoldMT" w:hAnsi="TimesNewRomanPS-BoldMT"/>
+                <w:color w:val="000000"/>
+                <w:sz w:val="24"/>
+              </w:rPr>
+            </w:pPr>
+          </w:p>
+        </w:tc>
+        <w:tc>
+          <w:tcPr>
+            <w:tcW w:w="7087" w:type="dxa"/>
+            <w:tcBorders>
+              <w:top w:val="single" w:sz="4" w:space="0" w:color="000000"/>
+              <w:left w:val="none" w:sz="4" w:space="0" w:color="000000"/>
+              <w:bottom w:val="single" w:sz="4" w:space="0" w:color="000000"/>
+              <w:right w:val="none" w:sz="4" w:space="0" w:color="000000"/>
+            </w:tcBorders>
+            <w:shd w:val="clear" w:color="auto" w:fill="auto"/>
+          </w:tcPr>
+          <w:p>
+            <w:pPr>
+              <w:spacing w:line="240" w:lineRule="auto"/>
+              <w:ind w:right="2719"/>
+              <w:jc w:val="center"/>
+              <w:rPr>
+                <w:rFonts w:ascii="TimesNewRomanPSMT" w:hAnsi="TimesNewRomanPSMT"/>
+                <w:color w:val="000000"/>
+                <w:sz w:val="24"/>
+              </w:rPr>
+            </w:pPr>
+          </w:p>
+          <w:p>
+            <w:pPr>
+              <w:spacing w:line="240" w:lineRule="auto"/>
+              <w:ind w:right="1165"/>
+              <w:jc w:val="center"/>
+              <w:rPr>
+                <w:rFonts w:ascii="TimesNewRomanPSMT" w:hAnsi="TimesNewRomanPSMT"/>
+                <w:color w:val="000000"/>
+                <w:sz w:val="24"/>
+              </w:rPr>
+            </w:pPr>
+            <w:r>
+              <w:rPr>
+                <w:rFonts w:ascii="TimesNewRomanPSMT" w:hAnsi="TimesNewRomanPSMT"/>
+                <w:color w:val="000000"/>
+                <w:sz w:val="24"/>
+              </w:rPr>
+              <w:t>Технология разработки программного обеспечения</w:t>
+            </w:r>
+          </w:p>
+        </w:tc>
+      </w:tr>
+      <w:tr>
+        <w:tblPrEx>
+          <w:tblBorders>
+            <w:top w:val="single" w:sz="4" w:space="0" w:color="auto"/>
+            <w:left w:val="single" w:sz="4" w:space="0" w:color="auto"/>
+            <w:bottom w:val="single" w:sz="4" w:space="0" w:color="auto"/>
+            <w:right w:val="single" w:sz="4" w:space="0" w:color="auto"/>
+            <w:insideH w:val="single" w:sz="4" w:space="0" w:color="auto"/>
+            <w:insideV w:val="single" w:sz="4" w:space="0" w:color="auto"/>
+          </w:tblBorders>
+        </w:tblPrEx>
+        <w:tc>
+          <w:tcPr>
+            <w:tcW w:w="9639" w:type="dxa"/>
+            <w:gridSpan w:val="6"/>
+            <w:tcBorders>
+              <w:top w:val="none" w:sz="4" w:space="0" w:color="000000"/>
+              <w:left w:val="none" w:sz="4" w:space="0" w:color="000000"/>
+              <w:bottom w:val="none" w:sz="4" w:space="0" w:color="000000"/>
+              <w:right w:val="none" w:sz="4" w:space="0" w:color="000000"/>
+            </w:tcBorders>
+            <w:shd w:val="clear" w:color="auto" w:fill="auto"/>
+          </w:tcPr>
+          <w:p>
+            <w:pPr>
+              <w:spacing w:line="240" w:lineRule="auto"/>
+              <w:ind w:right="-1"/>
+              <w:jc w:val="center"/>
+              <w:rPr>
+                <w:rFonts w:ascii="TimesNewRomanPSMT" w:hAnsi="TimesNewRomanPSMT"/>
+                <w:color w:val="000000"/>
+                <w:sz w:val="24"/>
+              </w:rPr>
+            </w:pPr>
+            <w:r>
+              <w:rPr>
+                <w:rFonts w:ascii="TimesNewRomanPS-BoldMT" w:hAnsi="TimesNewRomanPS-BoldMT"/>
+                <w:color w:val="000000"/>
+                <w:sz w:val="24"/>
+              </w:rPr>
+              <w:t>(</w:t>
+            </w:r>
+            <w:r>
+              <w:rPr>
+                <w:rFonts w:ascii="TimesNewRomanPSMT" w:hAnsi="TimesNewRomanPSMT"/>
+                <w:color w:val="000000"/>
+                <w:sz w:val="24"/>
+              </w:rPr>
+              <w:t>наименование дисциплины)</w:t>
+            </w:r>
+          </w:p>
+        </w:tc>
+      </w:tr>
+    </w:tbl>
+    <w:p>
+      <w:pPr>
+        <w:spacing w:line="240" w:lineRule="auto"/>
+        <w:ind w:right="-1"/>
+        <w:rPr>
+          <w:rFonts w:ascii="TimesNewRomanPSMT" w:hAnsi="TimesNewRomanPSMT"/>
+          <w:color w:val="000000"/>
+          <w:sz w:val="24"/>
+        </w:rPr>
+      </w:pPr>
+    </w:p>
+    <w:tbl>
+      <w:tblPr>
+        <w:tblW w:w="9927" w:type="dxa"/>
+        <w:tblLayout w:type="fixed"/>
+        <w:tblLook w:val="04A0" w:firstRow="1" w:lastRow="0" w:firstColumn="1" w:lastColumn="0" w:noHBand="0" w:noVBand="1"/>
+      </w:tblPr>
+      <w:tblGrid>
+        <w:gridCol w:w="2061"/>
+        <w:gridCol w:w="491"/>
+        <w:gridCol w:w="7087"/>
+        <w:gridCol w:w="288"/>
+      </w:tblGrid>
+      <w:tr>
+        <w:trPr>
+          <w:gridAfter w:val="1"/>
+          <w:wAfter w:w="288" w:type="dxa"/>
+        </w:trPr>
+        <w:tc>
+          <w:tcPr>
+            <w:tcW w:w="2061" w:type="dxa"/>
+            <w:shd w:val="clear" w:color="auto" w:fill="auto"/>
+          </w:tcPr>
+          <w:p>
+            <w:pPr>
+              <w:spacing w:line="240" w:lineRule="auto"/>
+              <w:ind w:firstLine="0"/>
+              <w:rPr>
+                <w:rFonts w:ascii="TimesNewRomanPS-BoldMT" w:hAnsi="TimesNewRomanPS-BoldMT"/>
+                <w:b/>
+                <w:bCs/>
+                <w:color w:val="000000"/>
+                <w:sz w:val="24"/>
+              </w:rPr>
+            </w:pPr>
+            <w:bookmarkStart w:id="1" w:name="_Hlk81468603"/>
+            <w:r>
+              <w:rPr>
+                <w:rFonts w:ascii="TimesNewRomanPS-BoldMT" w:hAnsi="TimesNewRomanPS-BoldMT"/>
+                <w:b/>
+                <w:bCs/>
+                <w:color w:val="000000"/>
+                <w:sz w:val="24"/>
+              </w:rPr>
+              <w:t>о</w:t>
+            </w:r>
+            <w:r>
+              <w:rPr>
+                <w:rFonts w:ascii="TimesNewRomanPS-BoldMT" w:hAnsi="TimesNewRomanPS-BoldMT"/>
+                <w:b/>
+                <w:bCs/>
+                <w:color w:val="000000"/>
+                <w:sz w:val="24"/>
+              </w:rPr>
+              <w:t>бучающийся</w:t>
+            </w:r>
+          </w:p>
+        </w:tc>
+        <w:tc>
+          <w:tcPr>
+            <w:tcW w:w="491" w:type="dxa"/>
+            <w:shd w:val="clear" w:color="auto" w:fill="auto"/>
+          </w:tcPr>
+          <w:p>
+            <w:pPr>
+              <w:spacing w:line="240" w:lineRule="auto"/>
+              <w:jc w:val="center"/>
+              <w:rPr>
+                <w:rFonts w:ascii="TimesNewRomanPS-BoldMT" w:hAnsi="TimesNewRomanPS-BoldMT"/>
+                <w:color w:val="000000"/>
+                <w:sz w:val="24"/>
+              </w:rPr>
+            </w:pPr>
+          </w:p>
+        </w:tc>
+        <w:tc>
+          <w:tcPr>
+            <w:tcW w:w="7087" w:type="dxa"/>
+            <w:tcBorders>
+              <w:bottom w:val="single" w:sz="4" w:space="0" w:color="000000"/>
+            </w:tcBorders>
+            <w:shd w:val="clear" w:color="auto" w:fill="auto"/>
+          </w:tcPr>
+          <w:p>
+            <w:pPr>
+              <w:spacing w:line="240" w:lineRule="auto"/>
+              <w:jc w:val="center"/>
+              <w:rPr>
+                <w:rFonts w:ascii="TimesNewRomanPS-BoldMT" w:hAnsi="TimesNewRomanPS-BoldMT"/>
+                <w:color w:val="000000"/>
+                <w:sz w:val="24"/>
+              </w:rPr>
+            </w:pPr>
+          </w:p>
+        </w:tc>
+      </w:tr>
+      <w:tr>
+        <w:tc>
+          <w:tcPr>
+            <w:tcW w:w="2061" w:type="dxa"/>
+            <w:shd w:val="clear" w:color="auto" w:fill="auto"/>
+          </w:tcPr>
+          <w:p>
+            <w:pPr>
+              <w:spacing w:line="240" w:lineRule="auto"/>
+              <w:rPr>
+                <w:rFonts w:ascii="TimesNewRomanPS-BoldMT" w:hAnsi="TimesNewRomanPS-BoldMT"/>
+                <w:b/>
+                <w:bCs/>
+                <w:color w:val="000000"/>
+                <w:sz w:val="24"/>
+              </w:rPr>
+            </w:pPr>
+          </w:p>
+        </w:tc>
+        <w:tc>
+          <w:tcPr>
+            <w:tcW w:w="491" w:type="dxa"/>
+            <w:shd w:val="clear" w:color="auto" w:fill="auto"/>
+          </w:tcPr>
+          <w:p>
+            <w:pPr>
+              <w:spacing w:line="240" w:lineRule="auto"/>
+              <w:jc w:val="center"/>
+              <w:rPr>
+                <w:rFonts w:ascii="TimesNewRomanPS-BoldMT" w:hAnsi="TimesNewRomanPS-BoldMT"/>
+                <w:color w:val="000000"/>
+                <w:sz w:val="24"/>
+              </w:rPr>
+            </w:pPr>
+          </w:p>
+        </w:tc>
+        <w:tc>
+          <w:tcPr>
+            <w:tcW w:w="7087" w:type="dxa"/>
+            <w:tcBorders>
+              <w:top w:val="single" w:sz="4" w:space="0" w:color="000000"/>
+            </w:tcBorders>
+            <w:shd w:val="clear" w:color="auto" w:fill="auto"/>
+          </w:tcPr>
+          <w:p>
+            <w:pPr>
+              <w:spacing w:line="240" w:lineRule="auto"/>
+              <w:jc w:val="center"/>
+              <w:rPr>
+                <w:rFonts w:ascii="TimesNewRomanPS-BoldMT" w:hAnsi="TimesNewRomanPS-BoldMT"/>
+                <w:color w:val="000000"/>
+                <w:sz w:val="20"/>
+                <w:szCs w:val="20"/>
+              </w:rPr>
+            </w:pPr>
+            <w:r>
+              <w:rPr>
+                <w:rFonts w:ascii="TimesNewRomanPS-BoldMT" w:hAnsi="TimesNewRomanPS-BoldMT"/>
+                <w:color w:val="000000"/>
+                <w:sz w:val="20"/>
+                <w:szCs w:val="20"/>
+              </w:rPr>
+              <w:t>(</w:t>
+            </w:r>
+            <w:proofErr w:type="gramStart"/>
+            <w:r>
+              <w:rPr>
+                <w:rFonts w:ascii="TimesNewRomanPSMT" w:hAnsi="TimesNewRomanPSMT"/>
+                <w:color w:val="000000"/>
+                <w:sz w:val="20"/>
+                <w:szCs w:val="20"/>
+              </w:rPr>
+              <w:t xml:space="preserve">ФИО)   </w:t>
+            </w:r>
+            <w:proofErr w:type="gramEnd"/>
+            <w:r>
+              <w:rPr>
+                <w:rFonts w:ascii="TimesNewRomanPSMT" w:hAnsi="TimesNewRomanPSMT"/>
+                <w:color w:val="000000"/>
+                <w:sz w:val="20"/>
+                <w:szCs w:val="20"/>
+              </w:rPr>
+              <w:t xml:space="preserve">                                                                              </w:t>
+            </w:r>
+          </w:p>
+        </w:tc>
+        <w:tc>
+          <w:tcPr>
+            <w:tcW w:w="288" w:type="dxa"/>
+            <w:shd w:val="clear" w:color="auto" w:fill="auto"/>
+          </w:tcPr>
+          <w:p>
+            <w:pPr>
+              <w:spacing w:line="240" w:lineRule="auto"/>
+              <w:jc w:val="center"/>
+              <w:rPr>
+                <w:rFonts w:ascii="TimesNewRomanPS-BoldMT" w:hAnsi="TimesNewRomanPS-BoldMT"/>
+                <w:color w:val="000000"/>
+                <w:sz w:val="24"/>
+              </w:rPr>
+            </w:pPr>
+          </w:p>
+        </w:tc>
+        <w:bookmarkEnd w:id="1"/>
+      </w:tr>
+      <w:tr>
+        <w:tc>
+          <w:tcPr>
+            <w:tcW w:w="2061" w:type="dxa"/>
+            <w:shd w:val="clear" w:color="auto" w:fill="auto"/>
+          </w:tcPr>
+          <w:p>
+            <w:pPr>
+              <w:spacing w:line="240" w:lineRule="auto"/>
+              <w:ind w:firstLine="0"/>
+              <w:rPr>
+                <w:rFonts w:ascii="TimesNewRomanPS-BoldMT" w:hAnsi="TimesNewRomanPS-BoldMT"/>
+                <w:b/>
+                <w:bCs/>
+                <w:color w:val="000000"/>
+                <w:sz w:val="24"/>
+              </w:rPr>
+            </w:pPr>
+            <w:r>
+              <w:rPr>
+                <w:rFonts w:ascii="TimesNewRomanPS-BoldMT" w:hAnsi="TimesNewRomanPS-BoldMT"/>
+                <w:b/>
+                <w:bCs/>
+                <w:color w:val="000000"/>
+                <w:sz w:val="24"/>
+              </w:rPr>
+              <w:t>г</w:t>
+            </w:r>
+            <w:r>
+              <w:rPr>
+                <w:rFonts w:ascii="TimesNewRomanPS-BoldMT" w:hAnsi="TimesNewRomanPS-BoldMT"/>
+                <w:b/>
+                <w:bCs/>
+                <w:color w:val="000000"/>
+                <w:sz w:val="24"/>
+              </w:rPr>
+              <w:t>руппа</w:t>
+            </w:r>
+          </w:p>
+        </w:tc>
+        <w:tc>
+          <w:tcPr>
+            <w:tcW w:w="491" w:type="dxa"/>
+            <w:shd w:val="clear" w:color="auto" w:fill="auto"/>
+          </w:tcPr>
+          <w:p>
+            <w:pPr>
+              <w:spacing w:line="240" w:lineRule="auto"/>
+              <w:jc w:val="center"/>
+              <w:rPr>
+                <w:rFonts w:ascii="TimesNewRomanPS-BoldMT" w:hAnsi="TimesNewRomanPS-BoldMT"/>
+                <w:color w:val="000000"/>
+                <w:sz w:val="24"/>
+              </w:rPr>
+            </w:pPr>
+          </w:p>
+        </w:tc>
+        <w:tc>
+          <w:tcPr>
+            <w:tcW w:w="7087" w:type="dxa"/>
+            <w:vMerge w:val="restart"/>
+            <w:tcBorders>
+              <w:bottom w:val="single" w:sz="4" w:space="0" w:color="auto"/>
+            </w:tcBorders>
+            <w:shd w:val="clear" w:color="auto" w:fill="auto"/>
+          </w:tcPr>
+          <w:p>
+            <w:pPr>
+              <w:spacing w:line="240" w:lineRule="auto"/>
+              <w:ind w:left="290" w:hanging="290"/>
+              <w:jc w:val="center"/>
+              <w:rPr>
+                <w:rFonts w:ascii="TimesNewRomanPS-BoldMT" w:hAnsi="TimesNewRomanPS-BoldMT"/>
+                <w:color w:val="000000"/>
+                <w:sz w:val="24"/>
+              </w:rPr>
+            </w:pPr>
+          </w:p>
+        </w:tc>
+        <w:tc>
+          <w:tcPr>
+            <w:tcW w:w="288" w:type="dxa"/>
+            <w:shd w:val="clear" w:color="auto" w:fill="auto"/>
+          </w:tcPr>
+          <w:p>
+            <w:pPr>
+              <w:spacing w:line="240" w:lineRule="auto"/>
+              <w:jc w:val="center"/>
+              <w:rPr>
+                <w:rFonts w:ascii="TimesNewRomanPS-BoldMT" w:hAnsi="TimesNewRomanPS-BoldMT"/>
+                <w:color w:val="000000"/>
+                <w:sz w:val="24"/>
+              </w:rPr>
+            </w:pPr>
+          </w:p>
+        </w:tc>
+      </w:tr>
+      <w:tr>
+        <w:tc>
+          <w:tcPr>
+            <w:tcW w:w="2061" w:type="dxa"/>
+            <w:shd w:val="clear" w:color="auto" w:fill="auto"/>
+          </w:tcPr>
+          <w:p>
+            <w:pPr>
+              <w:spacing w:line="240" w:lineRule="auto"/>
+              <w:rPr>
+                <w:rFonts w:ascii="TimesNewRomanPS-BoldMT" w:hAnsi="TimesNewRomanPS-BoldMT"/>
+                <w:b/>
+                <w:bCs/>
+                <w:color w:val="000000"/>
+                <w:sz w:val="24"/>
+              </w:rPr>
+            </w:pPr>
+          </w:p>
+        </w:tc>
+        <w:tc>
+          <w:tcPr>
+            <w:tcW w:w="491" w:type="dxa"/>
+            <w:shd w:val="clear" w:color="auto" w:fill="auto"/>
+          </w:tcPr>
+          <w:p>
+            <w:pPr>
+              <w:spacing w:line="240" w:lineRule="auto"/>
+              <w:jc w:val="center"/>
+              <w:rPr>
+                <w:rFonts w:ascii="TimesNewRomanPS-BoldMT" w:hAnsi="TimesNewRomanPS-BoldMT"/>
+                <w:color w:val="000000"/>
+                <w:sz w:val="24"/>
+              </w:rPr>
+            </w:pPr>
+          </w:p>
+        </w:tc>
+        <w:tc>
+          <w:tcPr>
+            <w:tcW w:w="7087" w:type="dxa"/>
+            <w:vMerge/>
+            <w:tcBorders>
+              <w:bottom w:val="single" w:sz="4" w:space="0" w:color="auto"/>
+            </w:tcBorders>
+            <w:shd w:val="clear" w:color="auto" w:fill="auto"/>
+          </w:tcPr>
+          <w:p>
+            <w:pPr>
+              <w:spacing w:line="240" w:lineRule="auto"/>
+              <w:jc w:val="center"/>
+              <w:rPr>
+                <w:rFonts w:ascii="TimesNewRomanPS-BoldMT" w:hAnsi="TimesNewRomanPS-BoldMT"/>
+                <w:color w:val="000000"/>
+                <w:sz w:val="24"/>
+              </w:rPr>
+            </w:pPr>
+          </w:p>
+        </w:tc>
+        <w:tc>
+          <w:tcPr>
+            <w:tcW w:w="288" w:type="dxa"/>
+            <w:shd w:val="clear" w:color="auto" w:fill="auto"/>
+          </w:tcPr>
+          <w:p>
+            <w:pPr>
+              <w:spacing w:line="240" w:lineRule="auto"/>
+              <w:jc w:val="center"/>
+              <w:rPr>
+                <w:rFonts w:ascii="TimesNewRomanPS-BoldMT" w:hAnsi="TimesNewRomanPS-BoldMT"/>
+                <w:color w:val="000000"/>
+                <w:sz w:val="24"/>
+              </w:rPr>
+            </w:pPr>
+          </w:p>
+        </w:tc>
+      </w:tr>
+    </w:tbl>
+    <w:p>
+      <w:pPr>
+        <w:spacing w:line="240" w:lineRule="auto"/>
+        <w:ind w:right="-1"/>
+        <w:jc w:val="center"/>
+        <w:rPr>
+          <w:rFonts w:ascii="TimesNewRomanPSMT" w:hAnsi="TimesNewRomanPSMT"/>
+          <w:color w:val="000000"/>
+          <w:sz w:val="24"/>
+        </w:rPr>
+      </w:pPr>
+    </w:p>
+    <w:p>
+      <w:pPr>
+        <w:spacing w:line="240" w:lineRule="auto"/>
+        <w:ind w:right="-1"/>
+        <w:jc w:val="center"/>
+        <w:rPr>
+          <w:rFonts w:ascii="TimesNewRomanPSMT" w:hAnsi="TimesNewRomanPSMT"/>
+          <w:color w:val="000000"/>
+          <w:sz w:val="24"/>
+        </w:rPr>
+      </w:pPr>
+    </w:p>
+    <w:tbl>
+      <w:tblPr>
+        <w:tblW w:w="9875" w:type="dxa"/>
+        <w:tblLayout w:type="fixed"/>
+        <w:tblLook w:val="04A0" w:firstRow="1" w:lastRow="0" w:firstColumn="1" w:lastColumn="0" w:noHBand="0" w:noVBand="1"/>
+      </w:tblPr>
+      <w:tblGrid>
+        <w:gridCol w:w="2268"/>
+        <w:gridCol w:w="284"/>
+        <w:gridCol w:w="7087"/>
+        <w:gridCol w:w="236"/>
+      </w:tblGrid>
+      <w:tr>
+        <w:trPr>
+          <w:gridAfter w:val="1"/>
+          <w:wAfter w:w="236" w:type="dxa"/>
+        </w:trPr>
+        <w:tc>
+          <w:tcPr>
+            <w:tcW w:w="2268" w:type="dxa"/>
+            <w:shd w:val="clear" w:color="auto" w:fill="auto"/>
+          </w:tcPr>
+          <w:p>
+            <w:pPr>
+              <w:spacing w:line="240" w:lineRule="auto"/>
+              <w:ind w:firstLine="0"/>
+              <w:rPr>
+                <w:rFonts w:ascii="TimesNewRomanPS-BoldMT" w:hAnsi="TimesNewRomanPS-BoldMT"/>
+                <w:b/>
+                <w:bCs/>
+                <w:color w:val="000000"/>
+                <w:sz w:val="24"/>
+              </w:rPr>
+            </w:pPr>
+            <w:r>
+              <w:rPr>
+                <w:rFonts w:ascii="TimesNewRomanPS-BoldMT" w:hAnsi="TimesNewRomanPS-BoldMT"/>
+                <w:b/>
+                <w:bCs/>
+                <w:color w:val="000000"/>
+                <w:sz w:val="24"/>
+              </w:rPr>
+              <w:t>п</w:t>
+            </w:r>
+            <w:r>
+              <w:rPr>
+                <w:rFonts w:ascii="TimesNewRomanPS-BoldMT" w:hAnsi="TimesNewRomanPS-BoldMT"/>
+                <w:b/>
+                <w:bCs/>
+                <w:color w:val="000000"/>
+                <w:sz w:val="24"/>
+              </w:rPr>
+              <w:t>реподаватель</w:t>
+            </w:r>
+          </w:p>
+        </w:tc>
+        <w:tc>
+          <w:tcPr>
+            <w:tcW w:w="284" w:type="dxa"/>
+            <w:shd w:val="clear" w:color="auto" w:fill="auto"/>
+          </w:tcPr>
+          <w:p>
+            <w:pPr>
+              <w:spacing w:line="240" w:lineRule="auto"/>
+              <w:jc w:val="center"/>
+              <w:rPr>
+                <w:rFonts w:ascii="TimesNewRomanPS-BoldMT" w:hAnsi="TimesNewRomanPS-BoldMT"/>
+                <w:color w:val="000000"/>
+                <w:sz w:val="24"/>
+              </w:rPr>
+            </w:pPr>
+          </w:p>
+        </w:tc>
+        <w:tc>
+          <w:tcPr>
+            <w:tcW w:w="7087" w:type="dxa"/>
+            <w:tcBorders>
+              <w:bottom w:val="single" w:sz="4" w:space="0" w:color="000000"/>
+            </w:tcBorders>
+            <w:shd w:val="clear" w:color="auto" w:fill="auto"/>
+          </w:tcPr>
+          <w:p>
+            <w:pPr>
+              <w:spacing w:line="240" w:lineRule="auto"/>
+              <w:ind w:left="-111" w:hanging="710"/>
+              <w:jc w:val="center"/>
+              <w:rPr>
+                <w:rFonts w:ascii="TimesNewRomanPS-BoldMT" w:hAnsi="TimesNewRomanPS-BoldMT"/>
+                <w:color w:val="000000"/>
+                <w:sz w:val="24"/>
+              </w:rPr>
+            </w:pPr>
+          </w:p>
+        </w:tc>
+      </w:tr>
+      <w:tr>
+        <w:tc>
+          <w:tcPr>
+            <w:tcW w:w="2268" w:type="dxa"/>
+            <w:shd w:val="clear" w:color="auto" w:fill="auto"/>
+          </w:tcPr>
+          <w:p>
+            <w:pPr>
+              <w:spacing w:line="240" w:lineRule="auto"/>
+              <w:rPr>
+                <w:rFonts w:ascii="TimesNewRomanPS-BoldMT" w:hAnsi="TimesNewRomanPS-BoldMT"/>
+                <w:b/>
+                <w:bCs/>
+                <w:color w:val="000000"/>
+                <w:sz w:val="24"/>
+              </w:rPr>
+            </w:pPr>
+          </w:p>
+        </w:tc>
+        <w:tc>
+          <w:tcPr>
+            <w:tcW w:w="284" w:type="dxa"/>
+            <w:shd w:val="clear" w:color="auto" w:fill="auto"/>
+          </w:tcPr>
+          <w:p>
+            <w:pPr>
+              <w:spacing w:line="240" w:lineRule="auto"/>
+              <w:jc w:val="center"/>
+              <w:rPr>
+                <w:rFonts w:ascii="TimesNewRomanPS-BoldMT" w:hAnsi="TimesNewRomanPS-BoldMT"/>
+                <w:color w:val="000000"/>
+                <w:sz w:val="24"/>
+              </w:rPr>
+            </w:pPr>
+          </w:p>
+        </w:tc>
+        <w:tc>
+          <w:tcPr>
+            <w:tcW w:w="7087" w:type="dxa"/>
+            <w:tcBorders>
+              <w:top w:val="single" w:sz="4" w:space="0" w:color="000000"/>
+            </w:tcBorders>
+            <w:shd w:val="clear" w:color="auto" w:fill="auto"/>
+          </w:tcPr>
+          <w:p>
+            <w:pPr>
+              <w:spacing w:line="240" w:lineRule="auto"/>
+              <w:jc w:val="center"/>
+              <w:rPr>
+                <w:rFonts w:ascii="TimesNewRomanPS-BoldMT" w:hAnsi="TimesNewRomanPS-BoldMT"/>
+                <w:color w:val="000000"/>
+                <w:sz w:val="24"/>
+              </w:rPr>
+            </w:pPr>
+            <w:r>
+              <w:rPr>
+                <w:rFonts w:ascii="TimesNewRomanPS-BoldMT" w:hAnsi="TimesNewRomanPS-BoldMT"/>
+                <w:color w:val="000000"/>
+                <w:sz w:val="20"/>
+                <w:szCs w:val="20"/>
+              </w:rPr>
+              <w:t>(</w:t>
+            </w:r>
+            <w:proofErr w:type="gramStart"/>
+            <w:r>
+              <w:rPr>
+                <w:rFonts w:ascii="TimesNewRomanPSMT" w:hAnsi="TimesNewRomanPSMT"/>
+                <w:color w:val="000000"/>
+                <w:sz w:val="20"/>
+                <w:szCs w:val="20"/>
+              </w:rPr>
+              <w:t xml:space="preserve">ФИО)   </w:t>
+            </w:r>
+            <w:proofErr w:type="gramEnd"/>
+            <w:r>
+              <w:rPr>
+                <w:rFonts w:ascii="TimesNewRomanPSMT" w:hAnsi="TimesNewRomanPSMT"/>
+                <w:color w:val="000000"/>
+                <w:sz w:val="20"/>
+                <w:szCs w:val="20"/>
+              </w:rPr>
+              <w:t xml:space="preserve">                                                                              </w:t>
+            </w:r>
+          </w:p>
+        </w:tc>
+        <w:tc>
+          <w:tcPr>
+            <w:tcW w:w="236" w:type="dxa"/>
+            <w:shd w:val="clear" w:color="auto" w:fill="auto"/>
+          </w:tcPr>
+          <w:p>
+            <w:pPr>
+              <w:spacing w:line="240" w:lineRule="auto"/>
+              <w:jc w:val="center"/>
+              <w:rPr>
+                <w:rFonts w:ascii="TimesNewRomanPS-BoldMT" w:hAnsi="TimesNewRomanPS-BoldMT"/>
+                <w:color w:val="000000"/>
+                <w:sz w:val="24"/>
+              </w:rPr>
+            </w:pPr>
+          </w:p>
+        </w:tc>
+      </w:tr>
+    </w:tbl>
+    <w:p>
+      <w:pPr>
+        <w:spacing w:line="240" w:lineRule="auto"/>
+        <w:ind w:right="-1"/>
+        <w:rPr>
+          <w:rFonts w:ascii="TimesNewRomanPSMT" w:hAnsi="TimesNewRomanPSMT"/>
+          <w:color w:val="000000"/>
+          <w:sz w:val="24"/>
+        </w:rPr>
+      </w:pPr>
+    </w:p>
+    <w:p>
+      <w:pPr>
+        <w:spacing w:line="240" w:lineRule="auto"/>
+        <w:ind w:right="-1"/>
+        <w:rPr>
+          <w:rFonts w:ascii="TimesNewRomanPSMT" w:hAnsi="TimesNewRomanPSMT"/>
+          <w:color w:val="000000"/>
+          <w:sz w:val="24"/>
+        </w:rPr>
+      </w:pPr>
+    </w:p>
+    <w:p>
+      <w:pPr>
+        <w:spacing w:line="240" w:lineRule="auto"/>
+        <w:jc w:val="center"/>
+        <w:rPr>
+          <w:rFonts w:ascii="TimesNewRomanPS-BoldMT" w:hAnsi="TimesNewRomanPS-BoldMT"/>
+          <w:b/>
+          <w:bCs/>
+          <w:color w:val="000000"/>
+          <w:sz w:val="24"/>
+        </w:rPr>
+      </w:pPr>
+    </w:p>
+    <w:p>
+      <w:pPr>
+        <w:spacing w:line="240" w:lineRule="auto"/>
+        <w:jc w:val="center"/>
+        <w:rPr>
+          <w:rFonts w:ascii="TimesNewRomanPS-BoldMT" w:hAnsi="TimesNewRomanPS-BoldMT"/>
+          <w:b/>
+          <w:bCs/>
+          <w:color w:val="000000"/>
+          <w:sz w:val="24"/>
+        </w:rPr>
+      </w:pPr>
+    </w:p>
+    <w:p>
+      <w:pPr>
+        <w:spacing w:line="240" w:lineRule="auto"/>
+        <w:jc w:val="center"/>
+        <w:rPr>
+          <w:rFonts w:ascii="TimesNewRomanPS-BoldMT" w:hAnsi="TimesNewRomanPS-BoldMT"/>
+          <w:b/>
+          <w:bCs/>
+          <w:color w:val="000000"/>
+          <w:sz w:val="24"/>
+        </w:rPr>
+      </w:pPr>
+    </w:p>
+    <w:p>
+      <w:pPr>
+        <w:spacing w:line="240" w:lineRule="auto"/>
+        <w:jc w:val="center"/>
+        <w:rPr>
+          <w:rFonts w:ascii="TimesNewRomanPS-BoldMT" w:hAnsi="TimesNewRomanPS-BoldMT"/>
+          <w:b/>
+          <w:bCs/>
+          <w:color w:val="000000"/>
+          <w:sz w:val="24"/>
+        </w:rPr>
+      </w:pPr>
+    </w:p>
+    <w:p>
+      <w:pPr>
+        <w:spacing w:line="240" w:lineRule="auto"/>
+        <w:jc w:val="center"/>
+        <w:rPr>
+          <w:rFonts w:ascii="TimesNewRomanPS-BoldMT" w:hAnsi="TimesNewRomanPS-BoldMT"/>
+          <w:b/>
+          <w:bCs/>
+          <w:color w:val="000000"/>
+          <w:sz w:val="24"/>
+        </w:rPr>
+      </w:pPr>
+    </w:p>
+    <w:p>
+      <w:pPr>
+        <w:spacing w:line="240" w:lineRule="auto"/>
+        <w:jc w:val="center"/>
+        <w:rPr>
+          <w:rFonts w:ascii="TimesNewRomanPS-BoldMT" w:hAnsi="TimesNewRomanPS-BoldMT"/>
+          <w:b/>
+          <w:bCs/>
+          <w:color w:val="000000"/>
+          <w:sz w:val="24"/>
+        </w:rPr>
+      </w:pPr>
+    </w:p>
+    <w:p>
+      <w:pPr>
+        <w:spacing w:line="240" w:lineRule="auto"/>
+        <w:jc w:val="center"/>
+        <w:rPr>
+          <w:rFonts w:ascii="TimesNewRomanPS-BoldMT" w:hAnsi="TimesNewRomanPS-BoldMT"/>
+          <w:b/>
+          <w:bCs/>
+          <w:color w:val="000000"/>
+          <w:sz w:val="24"/>
+        </w:rPr>
+      </w:pPr>
+    </w:p>
+    <w:p>
+      <w:pPr>
+        <w:spacing w:line="240" w:lineRule="auto"/>
+        <w:jc w:val="center"/>
+        <w:rPr>
+          <w:rFonts w:ascii="TimesNewRomanPS-BoldMT" w:hAnsi="TimesNewRomanPS-BoldMT"/>
+          <w:b/>
+          <w:bCs/>
+          <w:color w:val="000000"/>
+          <w:sz w:val="24"/>
+        </w:rPr>
+      </w:pPr>
+    </w:p>
+    <w:p>
+      <w:pPr>
+        <w:spacing w:line="240" w:lineRule="auto"/>
+        <w:jc w:val="center"/>
+        <w:rPr>
+          <w:rFonts w:ascii="TimesNewRomanPS-BoldMT" w:hAnsi="TimesNewRomanPS-BoldMT"/>
+          <w:b/>
+          <w:bCs/>
+          <w:color w:val="000000"/>
+          <w:sz w:val="24"/>
+        </w:rPr>
+      </w:pPr>
+    </w:p>
+    <w:p>
+      <w:pPr>
+        <w:spacing w:line="240" w:lineRule="auto"/>
+        <w:jc w:val="center"/>
+        <w:rPr>
+          <w:rFonts w:ascii="TimesNewRomanPS-BoldMT" w:hAnsi="TimesNewRomanPS-BoldMT"/>
+          <w:b/>
+          <w:bCs/>
+          <w:color w:val="000000"/>
+          <w:sz w:val="24"/>
+        </w:rPr>
+      </w:pPr>
+    </w:p>
+    <w:p>
+      <w:pPr>
+        <w:spacing w:line="240" w:lineRule="auto"/>
+        <w:jc w:val="center"/>
+        <w:rPr>
+          <w:rFonts w:ascii="TimesNewRomanPS-BoldMT" w:hAnsi="TimesNewRomanPS-BoldMT"/>
+          <w:b/>
+          <w:bCs/>
+          <w:color w:val="000000"/>
+          <w:sz w:val="24"/>
+        </w:rPr>
+      </w:pPr>
+    </w:p>
+    <w:p>
+      <w:pPr>
+        <w:spacing w:line="240" w:lineRule="auto"/>
         <w:ind w:firstLine="0"/>
         <w:jc w:val="center"/>
         <w:rPr>
+          <w:sz w:val="32"/>
           <w:szCs w:val="28"/>
         </w:rPr>
       </w:pPr>
       <w:r>
         <w:rPr>
+          <w:rFonts w:ascii="TimesNewRomanPS-BoldMT" w:hAnsi="TimesNewRomanPS-BoldMT"/>
+          <w:b/>
+          <w:bCs/>
+          <w:color w:val="000000"/>
+          <w:sz w:val="24"/>
+        </w:rPr>
+        <w:t>Москва, 20</w:t>
+      </w:r>
+      <w:r>
+        <w:rPr>
+          <w:rFonts w:ascii="TimesNewRomanPS-BoldMT" w:hAnsi="TimesNewRomanPS-BoldMT"/>
+          <w:b/>
+          <w:bCs/>
+          <w:color w:val="000000"/>
+          <w:sz w:val="24"/>
+          <w:u w:val="single"/>
+        </w:rPr>
+        <w:t>2</w:t>
+      </w:r>
+      <w:r>
+        <w:rPr>
+          <w:rFonts w:ascii="TimesNewRomanPS-BoldMT" w:hAnsi="TimesNewRomanPS-BoldMT"/>
+          <w:b/>
+          <w:bCs/>
+          <w:color w:val="000000"/>
+          <w:sz w:val="24"/>
+          <w:u w:val="single"/>
+        </w:rPr>
+        <w:t>_</w:t>
+      </w:r>
+    </w:p>
+    <w:p>
+      <w:pPr>
+        <w:spacing w:after="160" w:line="259" w:lineRule="auto"/>
+        <w:ind w:firstLine="0"/>
+        <w:jc w:val="left"/>
+        <w:rPr>
+          <w:sz w:val="32"/>
           <w:szCs w:val="28"/>
         </w:rPr>
-        <w:t>Создание диаграммы классов</w:t>
-      </w:r>
-    </w:p>
+      </w:pPr>
+      <w:r>
+        <w:rPr>
+          <w:sz w:val="32"/>
+          <w:szCs w:val="28"/>
+        </w:rPr>
+        <w:br w:type="page"/>
+      </w:r>
+    </w:p>
+    <w:bookmarkEnd w:id="0"/>
     <w:p>
       <w:pPr>
         <w:ind w:firstLine="0"/>
-        <w:rPr>
+        <w:jc w:val="center"/>
+        <w:rPr>
+          <w:sz w:val="32"/>
           <w:szCs w:val="28"/>
         </w:rPr>
       </w:pPr>
-      <w:r>
-        <w:rPr>
-          <w:color w:val="000000"/>
+      <w:commentRangeStart w:id="2"/>
+      <w:r>
+        <w:rPr>
+          <w:sz w:val="32"/>
           <w:szCs w:val="28"/>
         </w:rPr>
-        <w:t xml:space="preserve">1. Задание </w:t>
+        <w:lastRenderedPageBreak/>
+        <w:t>Создание диаграммы последовательности и классов</w:t>
+      </w:r>
+      <w:commentRangeEnd w:id="2"/>
+      <w:r>
+        <w:rPr>
+          <w:rStyle w:val="a9"/>
+        </w:rPr>
+        <w:commentReference w:id="2"/>
       </w:r>
     </w:p>
     <w:p>
       <w:pPr>
         <w:ind w:firstLine="0"/>
-        <w:rPr>
-          <w:szCs w:val="28"/>
-        </w:rPr>
-      </w:pPr>
-      <w:r>
-        <w:rPr>
-          <w:color w:val="000000"/>
-          <w:szCs w:val="28"/>
-        </w:rPr>
-        <w:t xml:space="preserve">1.1. Название предметной области </w:t>
+      </w:pPr>
+      <w:r>
+        <w:t xml:space="preserve">1. </w:t>
+      </w:r>
+      <w:commentRangeStart w:id="3"/>
+      <w:r>
+        <w:t>Диаграмм</w:t>
+      </w:r>
+      <w:r>
+        <w:t>а</w:t>
+      </w:r>
+      <w:r>
+        <w:t xml:space="preserve"> последовательности</w:t>
+      </w:r>
+      <w:commentRangeEnd w:id="3"/>
+      <w:r>
+        <w:commentReference w:id="3"/>
       </w:r>
     </w:p>
     <w:p>
@@ -52,159 +1988,966 @@
         <w:ind w:firstLine="0"/>
       </w:pPr>
       <w:r>
-        <w:t xml:space="preserve">1.2. </w:t>
-      </w:r>
-      <w:r>
-        <w:t>Определить ключевые классы системы.</w:t>
+        <w:t xml:space="preserve">2. </w:t>
+      </w:r>
+      <w:commentRangeStart w:id="4"/>
+      <w:r>
+        <w:t>Диаграмм</w:t>
+      </w:r>
+      <w:r>
+        <w:t>а</w:t>
+      </w:r>
+      <w:r>
+        <w:t xml:space="preserve"> классов</w:t>
+      </w:r>
+      <w:commentRangeEnd w:id="4"/>
+      <w:r>
+        <w:commentReference w:id="4"/>
       </w:r>
     </w:p>
     <w:p>
       <w:pPr>
         <w:ind w:firstLine="0"/>
       </w:pPr>
-      <w:r>
-        <w:t xml:space="preserve">1.3. </w:t>
-      </w:r>
-      <w:r>
-        <w:t>Определить атрибуты и методы классов.</w:t>
-      </w:r>
-    </w:p>
-    <w:p>
-      <w:pPr>
-        <w:ind w:firstLine="0"/>
-      </w:pPr>
-      <w:r>
-        <w:t xml:space="preserve">1.4. </w:t>
-      </w:r>
-      <w:r>
-        <w:t>Определить связи между классами (ассоциация, агрегация, композиция, наследование).</w:t>
+      <w:commentRangeStart w:id="5"/>
+      <w:r>
+        <w:t xml:space="preserve">3. </w:t>
+      </w:r>
+      <w:r>
+        <w:t>Контрольные вопросы</w:t>
+      </w:r>
+      <w:commentRangeEnd w:id="5"/>
+      <w:r>
+        <w:rPr>
+          <w:rStyle w:val="a9"/>
+        </w:rPr>
+        <w:commentReference w:id="5"/>
+      </w:r>
+    </w:p>
+    <w:p>
+      <w:pPr>
+        <w:pStyle w:val="a7"/>
+        <w:numPr>
+          <w:ilvl w:val="0"/>
+          <w:numId w:val="8"/>
+        </w:numPr>
+        <w:ind w:left="0" w:firstLine="709"/>
+      </w:pPr>
+      <w:r>
+        <w:t>В чём отличие диаграммы последовательности от диаграммы классов?</w:t>
+      </w:r>
+    </w:p>
+    <w:p>
+      <w:pPr>
+        <w:pStyle w:val="a7"/>
+        <w:numPr>
+          <w:ilvl w:val="0"/>
+          <w:numId w:val="8"/>
+        </w:numPr>
+        <w:ind w:left="0" w:firstLine="709"/>
+      </w:pPr>
+      <w:r>
+        <w:t>Какие задачи решает диаграмма последовательности при проектировании ИС?</w:t>
+      </w:r>
+    </w:p>
+    <w:p>
+      <w:pPr>
+        <w:pStyle w:val="a7"/>
+        <w:numPr>
+          <w:ilvl w:val="0"/>
+          <w:numId w:val="8"/>
+        </w:numPr>
+        <w:ind w:left="0" w:firstLine="709"/>
+      </w:pPr>
+      <w:r>
+        <w:t>Что такое линия жизни и фокус управления на диаграмме последовательности?</w:t>
+      </w:r>
+    </w:p>
+    <w:p>
+      <w:pPr>
+        <w:pStyle w:val="a7"/>
+        <w:numPr>
+          <w:ilvl w:val="0"/>
+          <w:numId w:val="8"/>
+        </w:numPr>
+        <w:ind w:left="0" w:firstLine="709"/>
+      </w:pPr>
+      <w:r>
+        <w:t>Для чего используются комбинированные фрагменты</w:t>
+      </w:r>
+      <w:r>
+        <w:t xml:space="preserve"> </w:t>
+      </w:r>
+      <w:proofErr w:type="spellStart"/>
+      <w:r>
+        <w:t>alt</w:t>
+      </w:r>
+      <w:proofErr w:type="spellEnd"/>
+      <w:r>
+        <w:t>,</w:t>
+      </w:r>
+      <w:r>
+        <w:t xml:space="preserve"> </w:t>
+      </w:r>
+      <w:proofErr w:type="spellStart"/>
+      <w:r>
+        <w:t>opt</w:t>
+      </w:r>
+      <w:proofErr w:type="spellEnd"/>
+      <w:r>
+        <w:t>,</w:t>
+      </w:r>
+      <w:r>
+        <w:t xml:space="preserve"> </w:t>
+      </w:r>
+      <w:proofErr w:type="spellStart"/>
+      <w:r>
+        <w:t>loop</w:t>
+      </w:r>
+      <w:proofErr w:type="spellEnd"/>
+      <w:r>
+        <w:t>?</w:t>
+      </w:r>
+    </w:p>
+    <w:p>
+      <w:pPr>
+        <w:pStyle w:val="a7"/>
+        <w:numPr>
+          <w:ilvl w:val="0"/>
+          <w:numId w:val="8"/>
+        </w:numPr>
+        <w:ind w:left="0" w:firstLine="709"/>
+      </w:pPr>
+      <w:r>
+        <w:t>Какие элементы обязательно должны присутствовать на диаграмме классов?</w:t>
+      </w:r>
+    </w:p>
+    <w:p>
+      <w:pPr>
+        <w:pStyle w:val="a7"/>
+        <w:numPr>
+          <w:ilvl w:val="0"/>
+          <w:numId w:val="8"/>
+        </w:numPr>
+        <w:ind w:left="0" w:firstLine="709"/>
+      </w:pPr>
+      <w:r>
+        <w:t>Чем отличается ассоциация от композиции и агрегации?</w:t>
+      </w:r>
+    </w:p>
+    <w:p>
+      <w:pPr>
+        <w:pStyle w:val="a7"/>
+        <w:numPr>
+          <w:ilvl w:val="0"/>
+          <w:numId w:val="8"/>
+        </w:numPr>
+        <w:ind w:left="0" w:firstLine="709"/>
+      </w:pPr>
+      <w:r>
+        <w:t>Зачем указывать кратность связей между классами?</w:t>
+      </w:r>
+    </w:p>
+    <w:p>
+      <w:pPr>
+        <w:pStyle w:val="a7"/>
+        <w:numPr>
+          <w:ilvl w:val="0"/>
+          <w:numId w:val="8"/>
+        </w:numPr>
+        <w:ind w:left="0" w:firstLine="709"/>
+      </w:pPr>
+      <w:r>
+        <w:t>Как диаграммы последовательности влияют на формирование диаграммы классов?</w:t>
+      </w:r>
+    </w:p>
+    <w:p>
+      <w:pPr>
+        <w:pStyle w:val="a7"/>
+        <w:numPr>
+          <w:ilvl w:val="0"/>
+          <w:numId w:val="8"/>
+        </w:numPr>
+        <w:ind w:left="0" w:firstLine="709"/>
+      </w:pPr>
+      <w:r>
+        <w:t>Почему диаграмма классов считается структурной UML-диаграммой?</w:t>
+      </w:r>
+    </w:p>
+    <w:p>
+      <w:pPr>
+        <w:pStyle w:val="a7"/>
+        <w:numPr>
+          <w:ilvl w:val="0"/>
+          <w:numId w:val="8"/>
+        </w:numPr>
+        <w:ind w:left="0" w:firstLine="709"/>
+      </w:pPr>
+      <w:r>
+        <w:t>Какие типичные ошибки допускаются при построении UML-диаграмм?</w:t>
       </w:r>
     </w:p>
     <w:p>
       <w:pPr>
         <w:pStyle w:val="a3"/>
-      </w:pPr>
-    </w:p>
-    <w:p>
-      <w:pPr>
-        <w:pStyle w:val="a3"/>
-      </w:pPr>
-      <w:r>
-        <w:t xml:space="preserve">Рисунок 1 – Диаграмма </w:t>
-      </w:r>
-      <w:r>
-        <w:t>классов</w:t>
-      </w:r>
-    </w:p>
-    <w:p>
-      <w:pPr>
-        <w:ind w:firstLine="0"/>
-        <w:rPr>
-          <w:szCs w:val="28"/>
-        </w:rPr>
-      </w:pPr>
-      <w:r>
-        <w:rPr>
-          <w:szCs w:val="28"/>
-        </w:rPr>
-        <w:t xml:space="preserve">2. </w:t>
-      </w:r>
-      <w:r>
-        <w:rPr>
-          <w:szCs w:val="28"/>
-        </w:rPr>
-        <w:t>Контрольный вопросы</w:t>
-      </w:r>
-    </w:p>
-    <w:p>
-      <w:pPr>
-        <w:pStyle w:val="1"/>
-        <w:rPr>
-          <w:szCs w:val="28"/>
-        </w:rPr>
-      </w:pPr>
-      <w:r>
-        <w:rPr>
-          <w:szCs w:val="28"/>
-        </w:rPr>
-        <w:t>Какие элементы включает диаграмма классов?</w:t>
-      </w:r>
-    </w:p>
-    <w:p>
-      <w:pPr>
-        <w:pStyle w:val="1"/>
-        <w:rPr>
-          <w:szCs w:val="28"/>
-        </w:rPr>
-      </w:pPr>
-      <w:r>
-        <w:rPr>
-          <w:szCs w:val="28"/>
-        </w:rPr>
-        <w:t>Какую информацию отображает ассоциация, агрегация, композиция и наследование?</w:t>
-      </w:r>
-    </w:p>
-    <w:p>
-      <w:pPr>
-        <w:pStyle w:val="1"/>
-        <w:rPr>
-          <w:szCs w:val="28"/>
-        </w:rPr>
-      </w:pPr>
-      <w:r>
-        <w:rPr>
-          <w:szCs w:val="28"/>
-        </w:rPr>
-        <w:t>Какие методы могут быть у класса «Покупатель» в интернет-магазине?</w:t>
-      </w:r>
-    </w:p>
-    <w:p>
-      <w:pPr>
-        <w:pStyle w:val="1"/>
-        <w:rPr>
-          <w:szCs w:val="28"/>
-        </w:rPr>
-      </w:pPr>
-      <w:r>
-        <w:rPr>
-          <w:szCs w:val="28"/>
-        </w:rPr>
-        <w:t>Чем обобщение (наследование) отличается от агрегации?</w:t>
-      </w:r>
-    </w:p>
-    <w:p>
-      <w:pPr>
-        <w:pStyle w:val="1"/>
-        <w:rPr>
-          <w:szCs w:val="28"/>
-        </w:rPr>
-      </w:pPr>
-      <w:r>
-        <w:rPr>
-          <w:szCs w:val="28"/>
-        </w:rPr>
-        <w:t>Как выбрать ключевые классы для предметной области?</w:t>
-      </w:r>
-    </w:p>
-    <w:p>
-      <w:pPr>
-        <w:pStyle w:val="a3"/>
+        <w:spacing w:line="360" w:lineRule="auto"/>
+        <w:ind w:firstLine="709"/>
         <w:jc w:val="both"/>
       </w:pPr>
     </w:p>
     <w:sectPr>
+      <w:footerReference w:type="default" r:id="rId12"/>
       <w:pgSz w:w="11906" w:h="16838"/>
-      <w:pgMar w:top="1134" w:right="850" w:bottom="1134" w:left="1701" w:header="708" w:footer="708" w:gutter="0"/>
+      <w:pgMar w:top="1134" w:right="1134" w:bottom="1134" w:left="1701" w:header="709" w:footer="709" w:gutter="0"/>
       <w:cols w:space="708"/>
-      <w:docGrid w:linePitch="360"/>
+      <w:titlePg/>
+      <w:docGrid w:linePitch="381"/>
     </w:sectPr>
   </w:body>
 </w:document>
 </file>
 
+<file path=word/comments.xml><?xml version="1.0" encoding="utf-8"?>
+<w:comments xmlns:wpc="http://schemas.microsoft.com/office/word/2010/wordprocessingCanvas" xmlns:cx="http://schemas.microsoft.com/office/drawing/2014/chartex" xmlns:cx1="http://schemas.microsoft.com/office/drawing/2015/9/8/chartex" xmlns:cx2="http://schemas.microsoft.com/office/drawing/2015/10/21/chartex" xmlns:cx3="http://schemas.microsoft.com/office/drawing/2016/5/9/chartex" xmlns:cx4="http://schemas.microsoft.com/office/drawing/2016/5/10/chartex" xmlns:cx5="http://schemas.microsoft.com/office/drawing/2016/5/11/chartex" xmlns:cx6="http://schemas.microsoft.com/office/drawing/2016/5/12/chartex" xmlns:cx7="http://schemas.microsoft.com/office/drawing/2016/5/13/chartex" xmlns:cx8="http://schemas.microsoft.com/office/drawing/2016/5/14/chartex" xmlns:mc="http://schemas.openxmlformats.org/markup-compatibility/2006" xmlns:aink="http://schemas.microsoft.com/office/drawing/2016/ink" xmlns:am3d="http://schemas.microsoft.com/office/drawing/2017/model3d" xmlns:o="urn:schemas-microsoft-com:office:office" xmlns:r="http://schemas.openxmlformats.org/officeDocument/2006/relationships" xmlns:m="http://schemas.openxmlformats.org/officeDocument/2006/math" xmlns:v="urn:schemas-microsoft-com:vml" xmlns:wp14="http://schemas.microsoft.com/office/word/2010/wordprocessingDrawing" xmlns:wp="http://schemas.openxmlformats.org/drawingml/2006/wordprocessingDrawing" xmlns:w10="urn:schemas-microsoft-com:office:word" xmlns:w="http://schemas.openxmlformats.org/wordprocessingml/2006/main" xmlns:w14="http://schemas.microsoft.com/office/word/2010/wordml" xmlns:w15="http://schemas.microsoft.com/office/word/2012/wordml" xmlns:w16cex="http://schemas.microsoft.com/office/word/2018/wordml/cex" xmlns:w16cid="http://schemas.microsoft.com/office/word/2016/wordml/cid" xmlns:w16="http://schemas.microsoft.com/office/word/2018/wordml" xmlns:w16sdtdh="http://schemas.microsoft.com/office/word/2020/wordml/sdtdatahash" xmlns:w16se="http://schemas.microsoft.com/office/word/2015/wordml/symex" xmlns:wpg="http://schemas.microsoft.com/office/word/2010/wordprocessingGroup" xmlns:wpi="http://schemas.microsoft.com/office/word/2010/wordprocessingInk" xmlns:wne="http://schemas.microsoft.com/office/word/2006/wordml" xmlns:wps="http://schemas.microsoft.com/office/word/2010/wordprocessingShape" mc:Ignorable="w14 w15 w16se w16cid w16 w16cex w16sdtdh wp14">
+  <w:comment w:id="2" w:author="Gvadoskr" w:date="2025-12-17T21:06:00Z" w:initials="DK">
+    <w:p>
+      <w:pPr>
+        <w:pStyle w:val="a6"/>
+        <w:shd w:val="clear" w:color="auto" w:fill="FFFFFF"/>
+        <w:rPr>
+          <w:rFonts w:ascii="Roboto" w:hAnsi="Roboto"/>
+          <w:sz w:val="26"/>
+          <w:szCs w:val="26"/>
+        </w:rPr>
+      </w:pPr>
+      <w:r>
+        <w:rPr>
+          <w:rStyle w:val="a9"/>
+        </w:rPr>
+        <w:annotationRef/>
+      </w:r>
+      <w:r>
+        <w:rPr>
+          <w:rFonts w:ascii="Roboto" w:hAnsi="Roboto"/>
+          <w:sz w:val="26"/>
+          <w:szCs w:val="26"/>
+        </w:rPr>
+        <w:t>Необходимо выполнить</w:t>
+      </w:r>
+      <w:r>
+        <w:rPr>
+          <w:rFonts w:ascii="Roboto" w:hAnsi="Roboto"/>
+          <w:sz w:val="26"/>
+          <w:szCs w:val="26"/>
+        </w:rPr>
+        <w:t xml:space="preserve"> </w:t>
+      </w:r>
+      <w:r>
+        <w:rPr>
+          <w:rFonts w:ascii="Roboto" w:hAnsi="Roboto"/>
+          <w:b/>
+          <w:bCs/>
+          <w:sz w:val="26"/>
+          <w:szCs w:val="26"/>
+        </w:rPr>
+        <w:t>проектирование информационной системы с использованием UML</w:t>
+      </w:r>
+      <w:r>
+        <w:rPr>
+          <w:rFonts w:ascii="Roboto" w:hAnsi="Roboto"/>
+          <w:sz w:val="26"/>
+          <w:szCs w:val="26"/>
+        </w:rPr>
+        <w:t>, построив:</w:t>
+      </w:r>
+    </w:p>
+    <w:p>
+      <w:pPr>
+        <w:numPr>
+          <w:ilvl w:val="0"/>
+          <w:numId w:val="7"/>
+        </w:numPr>
+        <w:shd w:val="clear" w:color="auto" w:fill="FFFFFF"/>
+        <w:spacing w:before="100" w:beforeAutospacing="1" w:after="120" w:line="240" w:lineRule="auto"/>
+        <w:ind w:left="1170"/>
+        <w:jc w:val="left"/>
+        <w:rPr>
+          <w:rFonts w:ascii="Roboto" w:hAnsi="Roboto"/>
+          <w:sz w:val="26"/>
+          <w:szCs w:val="26"/>
+        </w:rPr>
+      </w:pPr>
+      <w:r>
+        <w:rPr>
+          <w:rFonts w:ascii="Roboto" w:hAnsi="Roboto"/>
+          <w:b/>
+          <w:bCs/>
+          <w:sz w:val="26"/>
+          <w:szCs w:val="26"/>
+        </w:rPr>
+        <w:t>Диаграмму последовательности</w:t>
+      </w:r>
+      <w:r>
+        <w:rPr>
+          <w:rFonts w:ascii="Roboto" w:hAnsi="Roboto"/>
+          <w:sz w:val="26"/>
+          <w:szCs w:val="26"/>
+        </w:rPr>
+        <w:t xml:space="preserve"> </w:t>
+      </w:r>
+      <w:r>
+        <w:rPr>
+          <w:rFonts w:ascii="Roboto" w:hAnsi="Roboto"/>
+          <w:sz w:val="26"/>
+          <w:szCs w:val="26"/>
+        </w:rPr>
+        <w:t>для одного из ключевых сценариев работы системы.</w:t>
+      </w:r>
+    </w:p>
+    <w:p>
+      <w:pPr>
+        <w:numPr>
+          <w:ilvl w:val="0"/>
+          <w:numId w:val="7"/>
+        </w:numPr>
+        <w:shd w:val="clear" w:color="auto" w:fill="FFFFFF"/>
+        <w:spacing w:before="100" w:beforeAutospacing="1" w:line="240" w:lineRule="auto"/>
+        <w:ind w:left="1170"/>
+        <w:jc w:val="left"/>
+        <w:rPr>
+          <w:rFonts w:ascii="Roboto" w:hAnsi="Roboto"/>
+          <w:sz w:val="26"/>
+          <w:szCs w:val="26"/>
+        </w:rPr>
+      </w:pPr>
+      <w:r>
+        <w:rPr>
+          <w:rFonts w:ascii="Roboto" w:hAnsi="Roboto"/>
+          <w:b/>
+          <w:bCs/>
+          <w:sz w:val="26"/>
+          <w:szCs w:val="26"/>
+        </w:rPr>
+        <w:t>Диаграмму классов</w:t>
+      </w:r>
+      <w:r>
+        <w:rPr>
+          <w:rFonts w:ascii="Roboto" w:hAnsi="Roboto"/>
+          <w:sz w:val="26"/>
+          <w:szCs w:val="26"/>
+        </w:rPr>
+        <w:t>, отражающую структуру системы и взаимосвязи между её элементами.</w:t>
+      </w:r>
+    </w:p>
+    <w:p>
+      <w:pPr>
+        <w:shd w:val="clear" w:color="auto" w:fill="FFFFFF"/>
+        <w:spacing w:before="100" w:beforeAutospacing="1" w:after="100" w:afterAutospacing="1" w:line="240" w:lineRule="auto"/>
+        <w:ind w:firstLine="0"/>
+        <w:jc w:val="left"/>
+        <w:rPr>
+          <w:rFonts w:ascii="Roboto" w:hAnsi="Roboto"/>
+          <w:sz w:val="26"/>
+          <w:szCs w:val="26"/>
+        </w:rPr>
+      </w:pPr>
+      <w:r>
+        <w:rPr>
+          <w:rFonts w:ascii="Roboto" w:hAnsi="Roboto"/>
+          <w:sz w:val="26"/>
+          <w:szCs w:val="26"/>
+        </w:rPr>
+        <w:t>Диаграммы должны быть логически связаны между собой и соответствовать выбранному варианту предметной области.</w:t>
+      </w:r>
+    </w:p>
+    <w:p>
+      <w:pPr>
+        <w:pStyle w:val="aa"/>
+      </w:pPr>
+    </w:p>
+  </w:comment>
+  <w:comment w:id="3" w:author="Gvadoskr" w:date="2025-12-17T21:06:00Z" w:initials="DK">
+    <w:p>
+      <w:pPr>
+        <w:pStyle w:val="a6"/>
+        <w:shd w:val="clear" w:color="auto" w:fill="FFFFFF"/>
+        <w:rPr>
+          <w:rFonts w:ascii="Roboto" w:hAnsi="Roboto"/>
+          <w:sz w:val="26"/>
+          <w:szCs w:val="26"/>
+        </w:rPr>
+      </w:pPr>
+      <w:r>
+        <w:rPr>
+          <w:rStyle w:val="a9"/>
+        </w:rPr>
+        <w:annotationRef/>
+      </w:r>
+      <w:r>
+        <w:rPr>
+          <w:rFonts w:ascii="Roboto" w:hAnsi="Roboto"/>
+          <w:sz w:val="26"/>
+          <w:szCs w:val="26"/>
+        </w:rPr>
+        <w:t>В диаграмме последовательности требуется отразить:</w:t>
+      </w:r>
+    </w:p>
+    <w:p>
+      <w:pPr>
+        <w:numPr>
+          <w:ilvl w:val="0"/>
+          <w:numId w:val="5"/>
+        </w:numPr>
+        <w:shd w:val="clear" w:color="auto" w:fill="FFFFFF"/>
+        <w:spacing w:before="100" w:beforeAutospacing="1" w:after="120" w:line="240" w:lineRule="auto"/>
+        <w:ind w:left="1170"/>
+        <w:jc w:val="left"/>
+        <w:rPr>
+          <w:rFonts w:ascii="Roboto" w:hAnsi="Roboto"/>
+          <w:sz w:val="26"/>
+          <w:szCs w:val="26"/>
+        </w:rPr>
+      </w:pPr>
+      <w:r>
+        <w:rPr>
+          <w:rFonts w:ascii="Roboto" w:hAnsi="Roboto"/>
+          <w:sz w:val="26"/>
+          <w:szCs w:val="26"/>
+        </w:rPr>
+        <w:t>участников взаимодействия;</w:t>
+      </w:r>
+    </w:p>
+    <w:p>
+      <w:pPr>
+        <w:numPr>
+          <w:ilvl w:val="0"/>
+          <w:numId w:val="5"/>
+        </w:numPr>
+        <w:shd w:val="clear" w:color="auto" w:fill="FFFFFF"/>
+        <w:spacing w:before="100" w:beforeAutospacing="1" w:after="120" w:line="240" w:lineRule="auto"/>
+        <w:ind w:left="1170"/>
+        <w:jc w:val="left"/>
+        <w:rPr>
+          <w:rFonts w:ascii="Roboto" w:hAnsi="Roboto"/>
+          <w:sz w:val="26"/>
+          <w:szCs w:val="26"/>
+        </w:rPr>
+      </w:pPr>
+      <w:r>
+        <w:rPr>
+          <w:rFonts w:ascii="Roboto" w:hAnsi="Roboto"/>
+          <w:sz w:val="26"/>
+          <w:szCs w:val="26"/>
+        </w:rPr>
+        <w:t>порядок вызова операций;</w:t>
+      </w:r>
+    </w:p>
+    <w:p>
+      <w:pPr>
+        <w:numPr>
+          <w:ilvl w:val="0"/>
+          <w:numId w:val="5"/>
+        </w:numPr>
+        <w:shd w:val="clear" w:color="auto" w:fill="FFFFFF"/>
+        <w:spacing w:before="100" w:beforeAutospacing="1" w:line="240" w:lineRule="auto"/>
+        <w:ind w:left="1170"/>
+        <w:jc w:val="left"/>
+        <w:rPr>
+          <w:rFonts w:ascii="Roboto" w:hAnsi="Roboto"/>
+          <w:sz w:val="26"/>
+          <w:szCs w:val="26"/>
+        </w:rPr>
+      </w:pPr>
+      <w:r>
+        <w:rPr>
+          <w:rFonts w:ascii="Roboto" w:hAnsi="Roboto"/>
+          <w:sz w:val="26"/>
+          <w:szCs w:val="26"/>
+        </w:rPr>
+        <w:t>основную и альтернативные ветви выполнения сценария.</w:t>
+      </w:r>
+    </w:p>
+    <w:p>
+      <w:pPr>
+        <w:pStyle w:val="aa"/>
+      </w:pPr>
+    </w:p>
+  </w:comment>
+  <w:comment w:id="4" w:author="Gvadoskr" w:date="2025-12-17T21:05:00Z" w:initials="DK">
+    <w:p>
+      <w:pPr>
+        <w:pStyle w:val="a6"/>
+        <w:shd w:val="clear" w:color="auto" w:fill="FFFFFF"/>
+        <w:rPr>
+          <w:rFonts w:ascii="Roboto" w:hAnsi="Roboto"/>
+          <w:sz w:val="26"/>
+          <w:szCs w:val="26"/>
+        </w:rPr>
+      </w:pPr>
+      <w:r>
+        <w:rPr>
+          <w:rStyle w:val="a9"/>
+        </w:rPr>
+        <w:annotationRef/>
+      </w:r>
+      <w:r>
+        <w:rPr>
+          <w:rFonts w:ascii="Roboto" w:hAnsi="Roboto"/>
+          <w:sz w:val="26"/>
+          <w:szCs w:val="26"/>
+        </w:rPr>
+        <w:t>В диаграмме классов требуется отразить:</w:t>
+      </w:r>
+    </w:p>
+    <w:p>
+      <w:pPr>
+        <w:numPr>
+          <w:ilvl w:val="0"/>
+          <w:numId w:val="4"/>
+        </w:numPr>
+        <w:shd w:val="clear" w:color="auto" w:fill="FFFFFF"/>
+        <w:spacing w:before="100" w:beforeAutospacing="1" w:after="120" w:line="240" w:lineRule="auto"/>
+        <w:ind w:left="1170"/>
+        <w:jc w:val="left"/>
+        <w:rPr>
+          <w:rFonts w:ascii="Roboto" w:hAnsi="Roboto"/>
+          <w:sz w:val="26"/>
+          <w:szCs w:val="26"/>
+        </w:rPr>
+      </w:pPr>
+      <w:r>
+        <w:rPr>
+          <w:rFonts w:ascii="Roboto" w:hAnsi="Roboto"/>
+          <w:sz w:val="26"/>
+          <w:szCs w:val="26"/>
+        </w:rPr>
+        <w:t>классы системы;</w:t>
+      </w:r>
+    </w:p>
+    <w:p>
+      <w:pPr>
+        <w:numPr>
+          <w:ilvl w:val="0"/>
+          <w:numId w:val="4"/>
+        </w:numPr>
+        <w:shd w:val="clear" w:color="auto" w:fill="FFFFFF"/>
+        <w:spacing w:before="100" w:beforeAutospacing="1" w:after="120" w:line="240" w:lineRule="auto"/>
+        <w:ind w:left="1170"/>
+        <w:jc w:val="left"/>
+        <w:rPr>
+          <w:rFonts w:ascii="Roboto" w:hAnsi="Roboto"/>
+          <w:sz w:val="26"/>
+          <w:szCs w:val="26"/>
+        </w:rPr>
+      </w:pPr>
+      <w:r>
+        <w:rPr>
+          <w:rFonts w:ascii="Roboto" w:hAnsi="Roboto"/>
+          <w:sz w:val="26"/>
+          <w:szCs w:val="26"/>
+        </w:rPr>
+        <w:t>атрибуты и методы классов;</w:t>
+      </w:r>
+    </w:p>
+    <w:p>
+      <w:pPr>
+        <w:numPr>
+          <w:ilvl w:val="0"/>
+          <w:numId w:val="4"/>
+        </w:numPr>
+        <w:shd w:val="clear" w:color="auto" w:fill="FFFFFF"/>
+        <w:spacing w:before="100" w:beforeAutospacing="1" w:line="240" w:lineRule="auto"/>
+        <w:ind w:left="1170"/>
+        <w:jc w:val="left"/>
+        <w:rPr>
+          <w:rFonts w:ascii="Roboto" w:hAnsi="Roboto"/>
+          <w:sz w:val="26"/>
+          <w:szCs w:val="26"/>
+        </w:rPr>
+      </w:pPr>
+      <w:r>
+        <w:rPr>
+          <w:rFonts w:ascii="Roboto" w:hAnsi="Roboto"/>
+          <w:sz w:val="26"/>
+          <w:szCs w:val="26"/>
+        </w:rPr>
+        <w:t>связи между классами с указанием кратности.</w:t>
+      </w:r>
+    </w:p>
+    <w:p>
+      <w:pPr>
+        <w:pStyle w:val="aa"/>
+      </w:pPr>
+    </w:p>
+  </w:comment>
+  <w:comment w:id="5" w:author="Gvadoskr" w:date="2025-12-17T21:34:00Z" w:initials="DK">
+    <w:p>
+      <w:pPr>
+        <w:pStyle w:val="aa"/>
+      </w:pPr>
+      <w:r>
+        <w:rPr>
+          <w:rStyle w:val="a9"/>
+        </w:rPr>
+        <w:annotationRef/>
+      </w:r>
+      <w:r>
+        <w:t>Ответить на контрольные вопросы</w:t>
+      </w:r>
+    </w:p>
+  </w:comment>
+</w:comments>
+</file>
+
+<file path=word/commentsExtended.xml><?xml version="1.0" encoding="utf-8"?>
+<w15:commentsEx xmlns:wpc="http://schemas.microsoft.com/office/word/2010/wordprocessingCanvas" xmlns:cx="http://schemas.microsoft.com/office/drawing/2014/chartex" xmlns:cx1="http://schemas.microsoft.com/office/drawing/2015/9/8/chartex" xmlns:cx2="http://schemas.microsoft.com/office/drawing/2015/10/21/chartex" xmlns:cx3="http://schemas.microsoft.com/office/drawing/2016/5/9/chartex" xmlns:cx4="http://schemas.microsoft.com/office/drawing/2016/5/10/chartex" xmlns:cx5="http://schemas.microsoft.com/office/drawing/2016/5/11/chartex" xmlns:cx6="http://schemas.microsoft.com/office/drawing/2016/5/12/chartex" xmlns:cx7="http://schemas.microsoft.com/office/drawing/2016/5/13/chartex" xmlns:cx8="http://schemas.microsoft.com/office/drawing/2016/5/14/chartex" xmlns:mc="http://schemas.openxmlformats.org/markup-compatibility/2006" xmlns:aink="http://schemas.microsoft.com/office/drawing/2016/ink" xmlns:am3d="http://schemas.microsoft.com/office/drawing/2017/model3d" xmlns:o="urn:schemas-microsoft-com:office:office" xmlns:r="http://schemas.openxmlformats.org/officeDocument/2006/relationships" xmlns:m="http://schemas.openxmlformats.org/officeDocument/2006/math" xmlns:v="urn:schemas-microsoft-com:vml" xmlns:wp14="http://schemas.microsoft.com/office/word/2010/wordprocessingDrawing" xmlns:wp="http://schemas.openxmlformats.org/drawingml/2006/wordprocessingDrawing" xmlns:w10="urn:schemas-microsoft-com:office:word" xmlns:w="http://schemas.openxmlformats.org/wordprocessingml/2006/main" xmlns:w14="http://schemas.microsoft.com/office/word/2010/wordml" xmlns:w15="http://schemas.microsoft.com/office/word/2012/wordml" xmlns:w16cex="http://schemas.microsoft.com/office/word/2018/wordml/cex" xmlns:w16cid="http://schemas.microsoft.com/office/word/2016/wordml/cid" xmlns:w16="http://schemas.microsoft.com/office/word/2018/wordml" xmlns:w16sdtdh="http://schemas.microsoft.com/office/word/2020/wordml/sdtdatahash" xmlns:w16se="http://schemas.microsoft.com/office/word/2015/wordml/symex" xmlns:wpg="http://schemas.microsoft.com/office/word/2010/wordprocessingGroup" xmlns:wpi="http://schemas.microsoft.com/office/word/2010/wordprocessingInk" xmlns:wne="http://schemas.microsoft.com/office/word/2006/wordml" xmlns:wps="http://schemas.microsoft.com/office/word/2010/wordprocessingShape" mc:Ignorable="w14 w15 w16se w16cid w16 w16cex w16sdtdh wp14">
+  <w15:commentEx w15:paraId="0ABFBA18" w15:done="0"/>
+  <w15:commentEx w15:paraId="7FABB8C7" w15:done="0"/>
+  <w15:commentEx w15:paraId="57D27A1E" w15:done="0"/>
+  <w15:commentEx w15:paraId="1F301A83" w15:done="0"/>
+</w15:commentsEx>
+</file>
+
+<file path=word/commentsExtensible.xml><?xml version="1.0" encoding="utf-8"?>
+<w16cex:commentsExtensible xmlns:wpc="http://schemas.microsoft.com/office/word/2010/wordprocessingCanvas" xmlns:cx="http://schemas.microsoft.com/office/drawing/2014/chartex" xmlns:cx1="http://schemas.microsoft.com/office/drawing/2015/9/8/chartex" xmlns:cx2="http://schemas.microsoft.com/office/drawing/2015/10/21/chartex" xmlns:cx3="http://schemas.microsoft.com/office/drawing/2016/5/9/chartex" xmlns:cx4="http://schemas.microsoft.com/office/drawing/2016/5/10/chartex" xmlns:cx5="http://schemas.microsoft.com/office/drawing/2016/5/11/chartex" xmlns:cx6="http://schemas.microsoft.com/office/drawing/2016/5/12/chartex" xmlns:cx7="http://schemas.microsoft.com/office/drawing/2016/5/13/chartex" xmlns:cx8="http://schemas.microsoft.com/office/drawing/2016/5/14/chartex" xmlns:mc="http://schemas.openxmlformats.org/markup-compatibility/2006" xmlns:aink="http://schemas.microsoft.com/office/drawing/2016/ink" xmlns:am3d="http://schemas.microsoft.com/office/drawing/2017/model3d" xmlns:o="urn:schemas-microsoft-com:office:office" xmlns:r="http://schemas.openxmlformats.org/officeDocument/2006/relationships" xmlns:m="http://schemas.openxmlformats.org/officeDocument/2006/math" xmlns:v="urn:schemas-microsoft-com:vml" xmlns:wp14="http://schemas.microsoft.com/office/word/2010/wordprocessingDrawing" xmlns:wp="http://schemas.openxmlformats.org/drawingml/2006/wordprocessingDrawing" xmlns:w10="urn:schemas-microsoft-com:office:word" xmlns:w="http://schemas.openxmlformats.org/wordprocessingml/2006/main" xmlns:w14="http://schemas.microsoft.com/office/word/2010/wordml" xmlns:w15="http://schemas.microsoft.com/office/word/2012/wordml" xmlns:w16cex="http://schemas.microsoft.com/office/word/2018/wordml/cex" xmlns:w16cid="http://schemas.microsoft.com/office/word/2016/wordml/cid" xmlns:w16="http://schemas.microsoft.com/office/word/2018/wordml" xmlns:w16sdtdh="http://schemas.microsoft.com/office/word/2020/wordml/sdtdatahash" xmlns:w16se="http://schemas.microsoft.com/office/word/2015/wordml/symex" xmlns:wpg="http://schemas.microsoft.com/office/word/2010/wordprocessingGroup" xmlns:wpi="http://schemas.microsoft.com/office/word/2010/wordprocessingInk" xmlns:wne="http://schemas.microsoft.com/office/word/2006/wordml" xmlns:wps="http://schemas.microsoft.com/office/word/2010/wordprocessingShape" mc:Ignorable="w14 w15 w16se w16cid w16 w16cex w16sdtdh wp14">
+  <w16cex:commentExtensible w16cex:durableId="2CED99E8" w16cex:dateUtc="2025-12-17T18:06:00Z"/>
+  <w16cex:commentExtensible w16cex:durableId="2CED99BA" w16cex:dateUtc="2025-12-17T18:06:00Z"/>
+  <w16cex:commentExtensible w16cex:durableId="2CED99B4" w16cex:dateUtc="2025-12-17T18:05:00Z"/>
+  <w16cex:commentExtensible w16cex:durableId="2CEDA04E" w16cex:dateUtc="2025-12-17T18:34:00Z"/>
+</w16cex:commentsExtensible>
+</file>
+
+<file path=word/commentsIds.xml><?xml version="1.0" encoding="utf-8"?>
+<w16cid:commentsIds xmlns:wpc="http://schemas.microsoft.com/office/word/2010/wordprocessingCanvas" xmlns:cx="http://schemas.microsoft.com/office/drawing/2014/chartex" xmlns:cx1="http://schemas.microsoft.com/office/drawing/2015/9/8/chartex" xmlns:cx2="http://schemas.microsoft.com/office/drawing/2015/10/21/chartex" xmlns:cx3="http://schemas.microsoft.com/office/drawing/2016/5/9/chartex" xmlns:cx4="http://schemas.microsoft.com/office/drawing/2016/5/10/chartex" xmlns:cx5="http://schemas.microsoft.com/office/drawing/2016/5/11/chartex" xmlns:cx6="http://schemas.microsoft.com/office/drawing/2016/5/12/chartex" xmlns:cx7="http://schemas.microsoft.com/office/drawing/2016/5/13/chartex" xmlns:cx8="http://schemas.microsoft.com/office/drawing/2016/5/14/chartex" xmlns:mc="http://schemas.openxmlformats.org/markup-compatibility/2006" xmlns:aink="http://schemas.microsoft.com/office/drawing/2016/ink" xmlns:am3d="http://schemas.microsoft.com/office/drawing/2017/model3d" xmlns:o="urn:schemas-microsoft-com:office:office" xmlns:r="http://schemas.openxmlformats.org/officeDocument/2006/relationships" xmlns:m="http://schemas.openxmlformats.org/officeDocument/2006/math" xmlns:v="urn:schemas-microsoft-com:vml" xmlns:wp14="http://schemas.microsoft.com/office/word/2010/wordprocessingDrawing" xmlns:wp="http://schemas.openxmlformats.org/drawingml/2006/wordprocessingDrawing" xmlns:w10="urn:schemas-microsoft-com:office:word" xmlns:w="http://schemas.openxmlformats.org/wordprocessingml/2006/main" xmlns:w14="http://schemas.microsoft.com/office/word/2010/wordml" xmlns:w15="http://schemas.microsoft.com/office/word/2012/wordml" xmlns:w16cex="http://schemas.microsoft.com/office/word/2018/wordml/cex" xmlns:w16cid="http://schemas.microsoft.com/office/word/2016/wordml/cid" xmlns:w16="http://schemas.microsoft.com/office/word/2018/wordml" xmlns:w16sdtdh="http://schemas.microsoft.com/office/word/2020/wordml/sdtdatahash" xmlns:w16se="http://schemas.microsoft.com/office/word/2015/wordml/symex" xmlns:wpg="http://schemas.microsoft.com/office/word/2010/wordprocessingGroup" xmlns:wpi="http://schemas.microsoft.com/office/word/2010/wordprocessingInk" xmlns:wne="http://schemas.microsoft.com/office/word/2006/wordml" xmlns:wps="http://schemas.microsoft.com/office/word/2010/wordprocessingShape" mc:Ignorable="w14 w15 w16se w16cid w16 w16cex w16sdtdh wp14">
+  <w16cid:commentId w16cid:paraId="0ABFBA18" w16cid:durableId="2CED99E8"/>
+  <w16cid:commentId w16cid:paraId="7FABB8C7" w16cid:durableId="2CED99BA"/>
+  <w16cid:commentId w16cid:paraId="57D27A1E" w16cid:durableId="2CED99B4"/>
+  <w16cid:commentId w16cid:paraId="1F301A83" w16cid:durableId="2CEDA04E"/>
+</w16cid:commentsIds>
+</file>
+
+<file path=word/endnotes.xml><?xml version="1.0" encoding="utf-8"?>
+<w:endnotes xmlns:wpc="http://schemas.microsoft.com/office/word/2010/wordprocessingCanvas" xmlns:cx="http://schemas.microsoft.com/office/drawing/2014/chartex" xmlns:cx1="http://schemas.microsoft.com/office/drawing/2015/9/8/chartex" xmlns:cx2="http://schemas.microsoft.com/office/drawing/2015/10/21/chartex" xmlns:cx3="http://schemas.microsoft.com/office/drawing/2016/5/9/chartex" xmlns:cx4="http://schemas.microsoft.com/office/drawing/2016/5/10/chartex" xmlns:cx5="http://schemas.microsoft.com/office/drawing/2016/5/11/chartex" xmlns:cx6="http://schemas.microsoft.com/office/drawing/2016/5/12/chartex" xmlns:cx7="http://schemas.microsoft.com/office/drawing/2016/5/13/chartex" xmlns:cx8="http://schemas.microsoft.com/office/drawing/2016/5/14/chartex" xmlns:mc="http://schemas.openxmlformats.org/markup-compatibility/2006" xmlns:aink="http://schemas.microsoft.com/office/drawing/2016/ink" xmlns:am3d="http://schemas.microsoft.com/office/drawing/2017/model3d" xmlns:o="urn:schemas-microsoft-com:office:office" xmlns:r="http://schemas.openxmlformats.org/officeDocument/2006/relationships" xmlns:m="http://schemas.openxmlformats.org/officeDocument/2006/math" xmlns:v="urn:schemas-microsoft-com:vml" xmlns:wp14="http://schemas.microsoft.com/office/word/2010/wordprocessingDrawing" xmlns:wp="http://schemas.openxmlformats.org/drawingml/2006/wordprocessingDrawing" xmlns:w10="urn:schemas-microsoft-com:office:word" xmlns:w="http://schemas.openxmlformats.org/wordprocessingml/2006/main" xmlns:w14="http://schemas.microsoft.com/office/word/2010/wordml" xmlns:w15="http://schemas.microsoft.com/office/word/2012/wordml" xmlns:w16cex="http://schemas.microsoft.com/office/word/2018/wordml/cex" xmlns:w16cid="http://schemas.microsoft.com/office/word/2016/wordml/cid" xmlns:w16="http://schemas.microsoft.com/office/word/2018/wordml" xmlns:w16sdtdh="http://schemas.microsoft.com/office/word/2020/wordml/sdtdatahash" xmlns:w16se="http://schemas.microsoft.com/office/word/2015/wordml/symex" xmlns:wpg="http://schemas.microsoft.com/office/word/2010/wordprocessingGroup" xmlns:wpi="http://schemas.microsoft.com/office/word/2010/wordprocessingInk" xmlns:wne="http://schemas.microsoft.com/office/word/2006/wordml" xmlns:wps="http://schemas.microsoft.com/office/word/2010/wordprocessingShape" mc:Ignorable="w14 w15 w16se w16cid w16 w16cex w16sdtdh wp14">
+  <w:endnote w:type="separator" w:id="-1">
+    <w:p>
+      <w:pPr>
+        <w:spacing w:line="240" w:lineRule="auto"/>
+      </w:pPr>
+      <w:r>
+        <w:separator/>
+      </w:r>
+    </w:p>
+  </w:endnote>
+  <w:endnote w:type="continuationSeparator" w:id="0">
+    <w:p>
+      <w:pPr>
+        <w:spacing w:line="240" w:lineRule="auto"/>
+      </w:pPr>
+      <w:r>
+        <w:continuationSeparator/>
+      </w:r>
+    </w:p>
+  </w:endnote>
+</w:endnotes>
+</file>
+
+<file path=word/footer1.xml><?xml version="1.0" encoding="utf-8"?>
+<w:ftr xmlns:wpc="http://schemas.microsoft.com/office/word/2010/wordprocessingCanvas" xmlns:cx="http://schemas.microsoft.com/office/drawing/2014/chartex" xmlns:cx1="http://schemas.microsoft.com/office/drawing/2015/9/8/chartex" xmlns:cx2="http://schemas.microsoft.com/office/drawing/2015/10/21/chartex" xmlns:cx3="http://schemas.microsoft.com/office/drawing/2016/5/9/chartex" xmlns:cx4="http://schemas.microsoft.com/office/drawing/2016/5/10/chartex" xmlns:cx5="http://schemas.microsoft.com/office/drawing/2016/5/11/chartex" xmlns:cx6="http://schemas.microsoft.com/office/drawing/2016/5/12/chartex" xmlns:cx7="http://schemas.microsoft.com/office/drawing/2016/5/13/chartex" xmlns:cx8="http://schemas.microsoft.com/office/drawing/2016/5/14/chartex" xmlns:mc="http://schemas.openxmlformats.org/markup-compatibility/2006" xmlns:aink="http://schemas.microsoft.com/office/drawing/2016/ink" xmlns:am3d="http://schemas.microsoft.com/office/drawing/2017/model3d" xmlns:o="urn:schemas-microsoft-com:office:office" xmlns:r="http://schemas.openxmlformats.org/officeDocument/2006/relationships" xmlns:m="http://schemas.openxmlformats.org/officeDocument/2006/math" xmlns:v="urn:schemas-microsoft-com:vml" xmlns:wp14="http://schemas.microsoft.com/office/word/2010/wordprocessingDrawing" xmlns:wp="http://schemas.openxmlformats.org/drawingml/2006/wordprocessingDrawing" xmlns:w10="urn:schemas-microsoft-com:office:word" xmlns:w="http://schemas.openxmlformats.org/wordprocessingml/2006/main" xmlns:w14="http://schemas.microsoft.com/office/word/2010/wordml" xmlns:w15="http://schemas.microsoft.com/office/word/2012/wordml" xmlns:w16cex="http://schemas.microsoft.com/office/word/2018/wordml/cex" xmlns:w16cid="http://schemas.microsoft.com/office/word/2016/wordml/cid" xmlns:w16="http://schemas.microsoft.com/office/word/2018/wordml" xmlns:w16sdtdh="http://schemas.microsoft.com/office/word/2020/wordml/sdtdatahash" xmlns:w16se="http://schemas.microsoft.com/office/word/2015/wordml/symex" xmlns:wpg="http://schemas.microsoft.com/office/word/2010/wordprocessingGroup" xmlns:wpi="http://schemas.microsoft.com/office/word/2010/wordprocessingInk" xmlns:wne="http://schemas.microsoft.com/office/word/2006/wordml" xmlns:wps="http://schemas.microsoft.com/office/word/2010/wordprocessingShape" mc:Ignorable="w14 w15 w16se w16cid w16 w16cex w16sdtdh wp14">
+  <w:sdt>
+    <w:sdtPr>
+      <w:id w:val="437179806"/>
+      <w:docPartObj>
+        <w:docPartGallery w:val="Page Numbers (Bottom of Page)"/>
+        <w:docPartUnique/>
+      </w:docPartObj>
+    </w:sdtPr>
+    <w:sdtEndPr/>
+    <w:sdtContent>
+      <w:p>
+        <w:pPr>
+          <w:pStyle w:val="af2"/>
+          <w:jc w:val="center"/>
+        </w:pPr>
+        <w:r>
+          <w:fldChar w:fldCharType="begin"/>
+        </w:r>
+        <w:r>
+          <w:instrText>PAGE   \* MERGEFORMAT</w:instrText>
+        </w:r>
+        <w:r>
+          <w:fldChar w:fldCharType="separate"/>
+        </w:r>
+        <w:r>
+          <w:t>2</w:t>
+        </w:r>
+        <w:r>
+          <w:fldChar w:fldCharType="end"/>
+        </w:r>
+      </w:p>
+    </w:sdtContent>
+  </w:sdt>
+  <w:p>
+    <w:pPr>
+      <w:pStyle w:val="af2"/>
+    </w:pPr>
+  </w:p>
+</w:ftr>
+</file>
+
+<file path=word/footnotes.xml><?xml version="1.0" encoding="utf-8"?>
+<w:footnotes xmlns:wpc="http://schemas.microsoft.com/office/word/2010/wordprocessingCanvas" xmlns:cx="http://schemas.microsoft.com/office/drawing/2014/chartex" xmlns:cx1="http://schemas.microsoft.com/office/drawing/2015/9/8/chartex" xmlns:cx2="http://schemas.microsoft.com/office/drawing/2015/10/21/chartex" xmlns:cx3="http://schemas.microsoft.com/office/drawing/2016/5/9/chartex" xmlns:cx4="http://schemas.microsoft.com/office/drawing/2016/5/10/chartex" xmlns:cx5="http://schemas.microsoft.com/office/drawing/2016/5/11/chartex" xmlns:cx6="http://schemas.microsoft.com/office/drawing/2016/5/12/chartex" xmlns:cx7="http://schemas.microsoft.com/office/drawing/2016/5/13/chartex" xmlns:cx8="http://schemas.microsoft.com/office/drawing/2016/5/14/chartex" xmlns:mc="http://schemas.openxmlformats.org/markup-compatibility/2006" xmlns:aink="http://schemas.microsoft.com/office/drawing/2016/ink" xmlns:am3d="http://schemas.microsoft.com/office/drawing/2017/model3d" xmlns:o="urn:schemas-microsoft-com:office:office" xmlns:r="http://schemas.openxmlformats.org/officeDocument/2006/relationships" xmlns:m="http://schemas.openxmlformats.org/officeDocument/2006/math" xmlns:v="urn:schemas-microsoft-com:vml" xmlns:wp14="http://schemas.microsoft.com/office/word/2010/wordprocessingDrawing" xmlns:wp="http://schemas.openxmlformats.org/drawingml/2006/wordprocessingDrawing" xmlns:w10="urn:schemas-microsoft-com:office:word" xmlns:w="http://schemas.openxmlformats.org/wordprocessingml/2006/main" xmlns:w14="http://schemas.microsoft.com/office/word/2010/wordml" xmlns:w15="http://schemas.microsoft.com/office/word/2012/wordml" xmlns:w16cex="http://schemas.microsoft.com/office/word/2018/wordml/cex" xmlns:w16cid="http://schemas.microsoft.com/office/word/2016/wordml/cid" xmlns:w16="http://schemas.microsoft.com/office/word/2018/wordml" xmlns:w16sdtdh="http://schemas.microsoft.com/office/word/2020/wordml/sdtdatahash" xmlns:w16se="http://schemas.microsoft.com/office/word/2015/wordml/symex" xmlns:wpg="http://schemas.microsoft.com/office/word/2010/wordprocessingGroup" xmlns:wpi="http://schemas.microsoft.com/office/word/2010/wordprocessingInk" xmlns:wne="http://schemas.microsoft.com/office/word/2006/wordml" xmlns:wps="http://schemas.microsoft.com/office/word/2010/wordprocessingShape" mc:Ignorable="w14 w15 w16se w16cid w16 w16cex w16sdtdh wp14">
+  <w:footnote w:type="separator" w:id="-1">
+    <w:p>
+      <w:pPr>
+        <w:spacing w:line="240" w:lineRule="auto"/>
+      </w:pPr>
+      <w:r>
+        <w:separator/>
+      </w:r>
+    </w:p>
+  </w:footnote>
+  <w:footnote w:type="continuationSeparator" w:id="0">
+    <w:p>
+      <w:pPr>
+        <w:spacing w:line="240" w:lineRule="auto"/>
+      </w:pPr>
+      <w:r>
+        <w:continuationSeparator/>
+      </w:r>
+    </w:p>
+  </w:footnote>
+</w:footnotes>
+</file>
+
 <file path=word/numbering.xml><?xml version="1.0" encoding="utf-8"?>
 <w:numbering xmlns:wpc="http://schemas.microsoft.com/office/word/2010/wordprocessingCanvas" xmlns:cx="http://schemas.microsoft.com/office/drawing/2014/chartex" xmlns:cx1="http://schemas.microsoft.com/office/drawing/2015/9/8/chartex" xmlns:cx2="http://schemas.microsoft.com/office/drawing/2015/10/21/chartex" xmlns:cx3="http://schemas.microsoft.com/office/drawing/2016/5/9/chartex" xmlns:cx4="http://schemas.microsoft.com/office/drawing/2016/5/10/chartex" xmlns:cx5="http://schemas.microsoft.com/office/drawing/2016/5/11/chartex" xmlns:cx6="http://schemas.microsoft.com/office/drawing/2016/5/12/chartex" xmlns:cx7="http://schemas.microsoft.com/office/drawing/2016/5/13/chartex" xmlns:cx8="http://schemas.microsoft.com/office/drawing/2016/5/14/chartex" xmlns:mc="http://schemas.openxmlformats.org/markup-compatibility/2006" xmlns:aink="http://schemas.microsoft.com/office/drawing/2016/ink" xmlns:am3d="http://schemas.microsoft.com/office/drawing/2017/model3d" xmlns:o="urn:schemas-microsoft-com:office:office" xmlns:r="http://schemas.openxmlformats.org/officeDocument/2006/relationships" xmlns:m="http://schemas.openxmlformats.org/officeDocument/2006/math" xmlns:v="urn:schemas-microsoft-com:vml" xmlns:wp14="http://schemas.microsoft.com/office/word/2010/wordprocessingDrawing" xmlns:wp="http://schemas.openxmlformats.org/drawingml/2006/wordprocessingDrawing" xmlns:w10="urn:schemas-microsoft-com:office:word" xmlns:w="http://schemas.openxmlformats.org/wordprocessingml/2006/main" xmlns:w14="http://schemas.microsoft.com/office/word/2010/wordml" xmlns:w15="http://schemas.microsoft.com/office/word/2012/wordml" xmlns:w16cex="http://schemas.microsoft.com/office/word/2018/wordml/cex" xmlns:w16cid="http://schemas.microsoft.com/office/word/2016/wordml/cid" xmlns:w16="http://schemas.microsoft.com/office/word/2018/wordml" xmlns:w16sdtdh="http://schemas.microsoft.com/office/word/2020/wordml/sdtdatahash" xmlns:w16se="http://schemas.microsoft.com/office/word/2015/wordml/symex" xmlns:wpg="http://schemas.microsoft.com/office/word/2010/wordprocessingGroup" xmlns:wpi="http://schemas.microsoft.com/office/word/2010/wordprocessingInk" xmlns:wne="http://schemas.microsoft.com/office/word/2006/wordml" xmlns:wps="http://schemas.microsoft.com/office/word/2010/wordprocessingShape" mc:Ignorable="w14 w15 w16se w16cid w16 w16cex w16sdtdh wp14">
   <w:abstractNum w:abstractNumId="0" w15:restartNumberingAfterBreak="0">
+    <w:nsid w:val="138F0165"/>
+    <w:multiLevelType w:val="hybridMultilevel"/>
+    <w:tmpl w:val="46DE217E"/>
+    <w:lvl w:ilvl="0" w:tplc="CEA888EA">
+      <w:start w:val="1"/>
+      <w:numFmt w:val="bullet"/>
+      <w:lvlText w:val=""/>
+      <w:lvlJc w:val="left"/>
+      <w:pPr>
+        <w:ind w:left="720" w:hanging="360"/>
+      </w:pPr>
+      <w:rPr>
+        <w:rFonts w:ascii="Symbol" w:hAnsi="Symbol" w:hint="default"/>
+      </w:rPr>
+    </w:lvl>
+    <w:lvl w:ilvl="1" w:tplc="04190003" w:tentative="1">
+      <w:start w:val="1"/>
+      <w:numFmt w:val="bullet"/>
+      <w:lvlText w:val="o"/>
+      <w:lvlJc w:val="left"/>
+      <w:pPr>
+        <w:ind w:left="1440" w:hanging="360"/>
+      </w:pPr>
+      <w:rPr>
+        <w:rFonts w:ascii="Courier New" w:hAnsi="Courier New" w:cs="Courier New" w:hint="default"/>
+      </w:rPr>
+    </w:lvl>
+    <w:lvl w:ilvl="2" w:tplc="04190005" w:tentative="1">
+      <w:start w:val="1"/>
+      <w:numFmt w:val="bullet"/>
+      <w:lvlText w:val=""/>
+      <w:lvlJc w:val="left"/>
+      <w:pPr>
+        <w:ind w:left="2160" w:hanging="360"/>
+      </w:pPr>
+      <w:rPr>
+        <w:rFonts w:ascii="Wingdings" w:hAnsi="Wingdings" w:hint="default"/>
+      </w:rPr>
+    </w:lvl>
+    <w:lvl w:ilvl="3" w:tplc="04190001" w:tentative="1">
+      <w:start w:val="1"/>
+      <w:numFmt w:val="bullet"/>
+      <w:lvlText w:val=""/>
+      <w:lvlJc w:val="left"/>
+      <w:pPr>
+        <w:ind w:left="2880" w:hanging="360"/>
+      </w:pPr>
+      <w:rPr>
+        <w:rFonts w:ascii="Symbol" w:hAnsi="Symbol" w:hint="default"/>
+      </w:rPr>
+    </w:lvl>
+    <w:lvl w:ilvl="4" w:tplc="04190003" w:tentative="1">
+      <w:start w:val="1"/>
+      <w:numFmt w:val="bullet"/>
+      <w:lvlText w:val="o"/>
+      <w:lvlJc w:val="left"/>
+      <w:pPr>
+        <w:ind w:left="3600" w:hanging="360"/>
+      </w:pPr>
+      <w:rPr>
+        <w:rFonts w:ascii="Courier New" w:hAnsi="Courier New" w:cs="Courier New" w:hint="default"/>
+      </w:rPr>
+    </w:lvl>
+    <w:lvl w:ilvl="5" w:tplc="04190005" w:tentative="1">
+      <w:start w:val="1"/>
+      <w:numFmt w:val="bullet"/>
+      <w:lvlText w:val=""/>
+      <w:lvlJc w:val="left"/>
+      <w:pPr>
+        <w:ind w:left="4320" w:hanging="360"/>
+      </w:pPr>
+      <w:rPr>
+        <w:rFonts w:ascii="Wingdings" w:hAnsi="Wingdings" w:hint="default"/>
+      </w:rPr>
+    </w:lvl>
+    <w:lvl w:ilvl="6" w:tplc="04190001" w:tentative="1">
+      <w:start w:val="1"/>
+      <w:numFmt w:val="bullet"/>
+      <w:lvlText w:val=""/>
+      <w:lvlJc w:val="left"/>
+      <w:pPr>
+        <w:ind w:left="5040" w:hanging="360"/>
+      </w:pPr>
+      <w:rPr>
+        <w:rFonts w:ascii="Symbol" w:hAnsi="Symbol" w:hint="default"/>
+      </w:rPr>
+    </w:lvl>
+    <w:lvl w:ilvl="7" w:tplc="04190003" w:tentative="1">
+      <w:start w:val="1"/>
+      <w:numFmt w:val="bullet"/>
+      <w:lvlText w:val="o"/>
+      <w:lvlJc w:val="left"/>
+      <w:pPr>
+        <w:ind w:left="5760" w:hanging="360"/>
+      </w:pPr>
+      <w:rPr>
+        <w:rFonts w:ascii="Courier New" w:hAnsi="Courier New" w:cs="Courier New" w:hint="default"/>
+      </w:rPr>
+    </w:lvl>
+    <w:lvl w:ilvl="8" w:tplc="04190005" w:tentative="1">
+      <w:start w:val="1"/>
+      <w:numFmt w:val="bullet"/>
+      <w:lvlText w:val=""/>
+      <w:lvlJc w:val="left"/>
+      <w:pPr>
+        <w:ind w:left="6480" w:hanging="360"/>
+      </w:pPr>
+      <w:rPr>
+        <w:rFonts w:ascii="Wingdings" w:hAnsi="Wingdings" w:hint="default"/>
+      </w:rPr>
+    </w:lvl>
+  </w:abstractNum>
+  <w:abstractNum w:abstractNumId="1" w15:restartNumberingAfterBreak="0">
+    <w:nsid w:val="25B30CEB"/>
+    <w:multiLevelType w:val="multilevel"/>
+    <w:tmpl w:val="AE8001DA"/>
+    <w:lvl w:ilvl="0">
+      <w:start w:val="1"/>
+      <w:numFmt w:val="decimal"/>
+      <w:lvlText w:val="%1."/>
+      <w:lvlJc w:val="left"/>
+      <w:pPr>
+        <w:tabs>
+          <w:tab w:val="num" w:pos="720"/>
+        </w:tabs>
+        <w:ind w:left="720" w:hanging="360"/>
+      </w:pPr>
+    </w:lvl>
+    <w:lvl w:ilvl="1" w:tentative="1">
+      <w:start w:val="1"/>
+      <w:numFmt w:val="decimal"/>
+      <w:lvlText w:val="%2."/>
+      <w:lvlJc w:val="left"/>
+      <w:pPr>
+        <w:tabs>
+          <w:tab w:val="num" w:pos="1440"/>
+        </w:tabs>
+        <w:ind w:left="1440" w:hanging="360"/>
+      </w:pPr>
+    </w:lvl>
+    <w:lvl w:ilvl="2" w:tentative="1">
+      <w:start w:val="1"/>
+      <w:numFmt w:val="decimal"/>
+      <w:lvlText w:val="%3."/>
+      <w:lvlJc w:val="left"/>
+      <w:pPr>
+        <w:tabs>
+          <w:tab w:val="num" w:pos="2160"/>
+        </w:tabs>
+        <w:ind w:left="2160" w:hanging="360"/>
+      </w:pPr>
+    </w:lvl>
+    <w:lvl w:ilvl="3" w:tentative="1">
+      <w:start w:val="1"/>
+      <w:numFmt w:val="decimal"/>
+      <w:lvlText w:val="%4."/>
+      <w:lvlJc w:val="left"/>
+      <w:pPr>
+        <w:tabs>
+          <w:tab w:val="num" w:pos="2880"/>
+        </w:tabs>
+        <w:ind w:left="2880" w:hanging="360"/>
+      </w:pPr>
+    </w:lvl>
+    <w:lvl w:ilvl="4" w:tentative="1">
+      <w:start w:val="1"/>
+      <w:numFmt w:val="decimal"/>
+      <w:lvlText w:val="%5."/>
+      <w:lvlJc w:val="left"/>
+      <w:pPr>
+        <w:tabs>
+          <w:tab w:val="num" w:pos="3600"/>
+        </w:tabs>
+        <w:ind w:left="3600" w:hanging="360"/>
+      </w:pPr>
+    </w:lvl>
+    <w:lvl w:ilvl="5" w:tentative="1">
+      <w:start w:val="1"/>
+      <w:numFmt w:val="decimal"/>
+      <w:lvlText w:val="%6."/>
+      <w:lvlJc w:val="left"/>
+      <w:pPr>
+        <w:tabs>
+          <w:tab w:val="num" w:pos="4320"/>
+        </w:tabs>
+        <w:ind w:left="4320" w:hanging="360"/>
+      </w:pPr>
+    </w:lvl>
+    <w:lvl w:ilvl="6" w:tentative="1">
+      <w:start w:val="1"/>
+      <w:numFmt w:val="decimal"/>
+      <w:lvlText w:val="%7."/>
+      <w:lvlJc w:val="left"/>
+      <w:pPr>
+        <w:tabs>
+          <w:tab w:val="num" w:pos="5040"/>
+        </w:tabs>
+        <w:ind w:left="5040" w:hanging="360"/>
+      </w:pPr>
+    </w:lvl>
+    <w:lvl w:ilvl="7" w:tentative="1">
+      <w:start w:val="1"/>
+      <w:numFmt w:val="decimal"/>
+      <w:lvlText w:val="%8."/>
+      <w:lvlJc w:val="left"/>
+      <w:pPr>
+        <w:tabs>
+          <w:tab w:val="num" w:pos="5760"/>
+        </w:tabs>
+        <w:ind w:left="5760" w:hanging="360"/>
+      </w:pPr>
+    </w:lvl>
+    <w:lvl w:ilvl="8" w:tentative="1">
+      <w:start w:val="1"/>
+      <w:numFmt w:val="decimal"/>
+      <w:lvlText w:val="%9."/>
+      <w:lvlJc w:val="left"/>
+      <w:pPr>
+        <w:tabs>
+          <w:tab w:val="num" w:pos="6480"/>
+        </w:tabs>
+        <w:ind w:left="6480" w:hanging="360"/>
+      </w:pPr>
+    </w:lvl>
+  </w:abstractNum>
+  <w:abstractNum w:abstractNumId="2" w15:restartNumberingAfterBreak="0">
     <w:nsid w:val="27C730DD"/>
     <w:multiLevelType w:val="multilevel"/>
     <w:tmpl w:val="A6EE7334"/>
@@ -317,7 +3060,7 @@
       </w:pPr>
     </w:lvl>
   </w:abstractNum>
-  <w:abstractNum w:abstractNumId="1" w15:restartNumberingAfterBreak="0">
+  <w:abstractNum w:abstractNumId="3" w15:restartNumberingAfterBreak="0">
     <w:nsid w:val="32940C47"/>
     <w:multiLevelType w:val="hybridMultilevel"/>
     <w:tmpl w:val="7B421A1E"/>
@@ -431,7 +3174,418 @@
       </w:rPr>
     </w:lvl>
   </w:abstractNum>
-  <w:abstractNum w:abstractNumId="2" w15:restartNumberingAfterBreak="0">
+  <w:abstractNum w:abstractNumId="4" w15:restartNumberingAfterBreak="0">
+    <w:nsid w:val="40F65FD3"/>
+    <w:multiLevelType w:val="multilevel"/>
+    <w:tmpl w:val="C1F6A4AE"/>
+    <w:lvl w:ilvl="0">
+      <w:start w:val="1"/>
+      <w:numFmt w:val="bullet"/>
+      <w:lvlText w:val=""/>
+      <w:lvlJc w:val="left"/>
+      <w:pPr>
+        <w:tabs>
+          <w:tab w:val="num" w:pos="720"/>
+        </w:tabs>
+        <w:ind w:left="720" w:hanging="360"/>
+      </w:pPr>
+      <w:rPr>
+        <w:rFonts w:ascii="Symbol" w:hAnsi="Symbol" w:hint="default"/>
+        <w:sz w:val="20"/>
+      </w:rPr>
+    </w:lvl>
+    <w:lvl w:ilvl="1" w:tentative="1">
+      <w:start w:val="1"/>
+      <w:numFmt w:val="bullet"/>
+      <w:lvlText w:val=""/>
+      <w:lvlJc w:val="left"/>
+      <w:pPr>
+        <w:tabs>
+          <w:tab w:val="num" w:pos="1440"/>
+        </w:tabs>
+        <w:ind w:left="1440" w:hanging="360"/>
+      </w:pPr>
+      <w:rPr>
+        <w:rFonts w:ascii="Symbol" w:hAnsi="Symbol" w:hint="default"/>
+        <w:sz w:val="20"/>
+      </w:rPr>
+    </w:lvl>
+    <w:lvl w:ilvl="2" w:tentative="1">
+      <w:start w:val="1"/>
+      <w:numFmt w:val="bullet"/>
+      <w:lvlText w:val=""/>
+      <w:lvlJc w:val="left"/>
+      <w:pPr>
+        <w:tabs>
+          <w:tab w:val="num" w:pos="2160"/>
+        </w:tabs>
+        <w:ind w:left="2160" w:hanging="360"/>
+      </w:pPr>
+      <w:rPr>
+        <w:rFonts w:ascii="Symbol" w:hAnsi="Symbol" w:hint="default"/>
+        <w:sz w:val="20"/>
+      </w:rPr>
+    </w:lvl>
+    <w:lvl w:ilvl="3" w:tentative="1">
+      <w:start w:val="1"/>
+      <w:numFmt w:val="bullet"/>
+      <w:lvlText w:val=""/>
+      <w:lvlJc w:val="left"/>
+      <w:pPr>
+        <w:tabs>
+          <w:tab w:val="num" w:pos="2880"/>
+        </w:tabs>
+        <w:ind w:left="2880" w:hanging="360"/>
+      </w:pPr>
+      <w:rPr>
+        <w:rFonts w:ascii="Symbol" w:hAnsi="Symbol" w:hint="default"/>
+        <w:sz w:val="20"/>
+      </w:rPr>
+    </w:lvl>
+    <w:lvl w:ilvl="4" w:tentative="1">
+      <w:start w:val="1"/>
+      <w:numFmt w:val="bullet"/>
+      <w:lvlText w:val=""/>
+      <w:lvlJc w:val="left"/>
+      <w:pPr>
+        <w:tabs>
+          <w:tab w:val="num" w:pos="3600"/>
+        </w:tabs>
+        <w:ind w:left="3600" w:hanging="360"/>
+      </w:pPr>
+      <w:rPr>
+        <w:rFonts w:ascii="Symbol" w:hAnsi="Symbol" w:hint="default"/>
+        <w:sz w:val="20"/>
+      </w:rPr>
+    </w:lvl>
+    <w:lvl w:ilvl="5" w:tentative="1">
+      <w:start w:val="1"/>
+      <w:numFmt w:val="bullet"/>
+      <w:lvlText w:val=""/>
+      <w:lvlJc w:val="left"/>
+      <w:pPr>
+        <w:tabs>
+          <w:tab w:val="num" w:pos="4320"/>
+        </w:tabs>
+        <w:ind w:left="4320" w:hanging="360"/>
+      </w:pPr>
+      <w:rPr>
+        <w:rFonts w:ascii="Symbol" w:hAnsi="Symbol" w:hint="default"/>
+        <w:sz w:val="20"/>
+      </w:rPr>
+    </w:lvl>
+    <w:lvl w:ilvl="6" w:tentative="1">
+      <w:start w:val="1"/>
+      <w:numFmt w:val="bullet"/>
+      <w:lvlText w:val=""/>
+      <w:lvlJc w:val="left"/>
+      <w:pPr>
+        <w:tabs>
+          <w:tab w:val="num" w:pos="5040"/>
+        </w:tabs>
+        <w:ind w:left="5040" w:hanging="360"/>
+      </w:pPr>
+      <w:rPr>
+        <w:rFonts w:ascii="Symbol" w:hAnsi="Symbol" w:hint="default"/>
+        <w:sz w:val="20"/>
+      </w:rPr>
+    </w:lvl>
+    <w:lvl w:ilvl="7" w:tentative="1">
+      <w:start w:val="1"/>
+      <w:numFmt w:val="bullet"/>
+      <w:lvlText w:val=""/>
+      <w:lvlJc w:val="left"/>
+      <w:pPr>
+        <w:tabs>
+          <w:tab w:val="num" w:pos="5760"/>
+        </w:tabs>
+        <w:ind w:left="5760" w:hanging="360"/>
+      </w:pPr>
+      <w:rPr>
+        <w:rFonts w:ascii="Symbol" w:hAnsi="Symbol" w:hint="default"/>
+        <w:sz w:val="20"/>
+      </w:rPr>
+    </w:lvl>
+    <w:lvl w:ilvl="8" w:tentative="1">
+      <w:start w:val="1"/>
+      <w:numFmt w:val="bullet"/>
+      <w:lvlText w:val=""/>
+      <w:lvlJc w:val="left"/>
+      <w:pPr>
+        <w:tabs>
+          <w:tab w:val="num" w:pos="6480"/>
+        </w:tabs>
+        <w:ind w:left="6480" w:hanging="360"/>
+      </w:pPr>
+      <w:rPr>
+        <w:rFonts w:ascii="Symbol" w:hAnsi="Symbol" w:hint="default"/>
+        <w:sz w:val="20"/>
+      </w:rPr>
+    </w:lvl>
+  </w:abstractNum>
+  <w:abstractNum w:abstractNumId="5" w15:restartNumberingAfterBreak="0">
+    <w:nsid w:val="5CCA096F"/>
+    <w:multiLevelType w:val="multilevel"/>
+    <w:tmpl w:val="305E11B2"/>
+    <w:lvl w:ilvl="0">
+      <w:start w:val="1"/>
+      <w:numFmt w:val="bullet"/>
+      <w:lvlText w:val=""/>
+      <w:lvlJc w:val="left"/>
+      <w:pPr>
+        <w:tabs>
+          <w:tab w:val="num" w:pos="720"/>
+        </w:tabs>
+        <w:ind w:left="720" w:hanging="360"/>
+      </w:pPr>
+      <w:rPr>
+        <w:rFonts w:ascii="Symbol" w:hAnsi="Symbol" w:hint="default"/>
+        <w:sz w:val="20"/>
+      </w:rPr>
+    </w:lvl>
+    <w:lvl w:ilvl="1" w:tentative="1">
+      <w:start w:val="1"/>
+      <w:numFmt w:val="bullet"/>
+      <w:lvlText w:val=""/>
+      <w:lvlJc w:val="left"/>
+      <w:pPr>
+        <w:tabs>
+          <w:tab w:val="num" w:pos="1440"/>
+        </w:tabs>
+        <w:ind w:left="1440" w:hanging="360"/>
+      </w:pPr>
+      <w:rPr>
+        <w:rFonts w:ascii="Symbol" w:hAnsi="Symbol" w:hint="default"/>
+        <w:sz w:val="20"/>
+      </w:rPr>
+    </w:lvl>
+    <w:lvl w:ilvl="2" w:tentative="1">
+      <w:start w:val="1"/>
+      <w:numFmt w:val="bullet"/>
+      <w:lvlText w:val=""/>
+      <w:lvlJc w:val="left"/>
+      <w:pPr>
+        <w:tabs>
+          <w:tab w:val="num" w:pos="2160"/>
+        </w:tabs>
+        <w:ind w:left="2160" w:hanging="360"/>
+      </w:pPr>
+      <w:rPr>
+        <w:rFonts w:ascii="Symbol" w:hAnsi="Symbol" w:hint="default"/>
+        <w:sz w:val="20"/>
+      </w:rPr>
+    </w:lvl>
+    <w:lvl w:ilvl="3" w:tentative="1">
+      <w:start w:val="1"/>
+      <w:numFmt w:val="bullet"/>
+      <w:lvlText w:val=""/>
+      <w:lvlJc w:val="left"/>
+      <w:pPr>
+        <w:tabs>
+          <w:tab w:val="num" w:pos="2880"/>
+        </w:tabs>
+        <w:ind w:left="2880" w:hanging="360"/>
+      </w:pPr>
+      <w:rPr>
+        <w:rFonts w:ascii="Symbol" w:hAnsi="Symbol" w:hint="default"/>
+        <w:sz w:val="20"/>
+      </w:rPr>
+    </w:lvl>
+    <w:lvl w:ilvl="4" w:tentative="1">
+      <w:start w:val="1"/>
+      <w:numFmt w:val="bullet"/>
+      <w:lvlText w:val=""/>
+      <w:lvlJc w:val="left"/>
+      <w:pPr>
+        <w:tabs>
+          <w:tab w:val="num" w:pos="3600"/>
+        </w:tabs>
+        <w:ind w:left="3600" w:hanging="360"/>
+      </w:pPr>
+      <w:rPr>
+        <w:rFonts w:ascii="Symbol" w:hAnsi="Symbol" w:hint="default"/>
+        <w:sz w:val="20"/>
+      </w:rPr>
+    </w:lvl>
+    <w:lvl w:ilvl="5" w:tentative="1">
+      <w:start w:val="1"/>
+      <w:numFmt w:val="bullet"/>
+      <w:lvlText w:val=""/>
+      <w:lvlJc w:val="left"/>
+      <w:pPr>
+        <w:tabs>
+          <w:tab w:val="num" w:pos="4320"/>
+        </w:tabs>
+        <w:ind w:left="4320" w:hanging="360"/>
+      </w:pPr>
+      <w:rPr>
+        <w:rFonts w:ascii="Symbol" w:hAnsi="Symbol" w:hint="default"/>
+        <w:sz w:val="20"/>
+      </w:rPr>
+    </w:lvl>
+    <w:lvl w:ilvl="6" w:tentative="1">
+      <w:start w:val="1"/>
+      <w:numFmt w:val="bullet"/>
+      <w:lvlText w:val=""/>
+      <w:lvlJc w:val="left"/>
+      <w:pPr>
+        <w:tabs>
+          <w:tab w:val="num" w:pos="5040"/>
+        </w:tabs>
+        <w:ind w:left="5040" w:hanging="360"/>
+      </w:pPr>
+      <w:rPr>
+        <w:rFonts w:ascii="Symbol" w:hAnsi="Symbol" w:hint="default"/>
+        <w:sz w:val="20"/>
+      </w:rPr>
+    </w:lvl>
+    <w:lvl w:ilvl="7" w:tentative="1">
+      <w:start w:val="1"/>
+      <w:numFmt w:val="bullet"/>
+      <w:lvlText w:val=""/>
+      <w:lvlJc w:val="left"/>
+      <w:pPr>
+        <w:tabs>
+          <w:tab w:val="num" w:pos="5760"/>
+        </w:tabs>
+        <w:ind w:left="5760" w:hanging="360"/>
+      </w:pPr>
+      <w:rPr>
+        <w:rFonts w:ascii="Symbol" w:hAnsi="Symbol" w:hint="default"/>
+        <w:sz w:val="20"/>
+      </w:rPr>
+    </w:lvl>
+    <w:lvl w:ilvl="8" w:tentative="1">
+      <w:start w:val="1"/>
+      <w:numFmt w:val="bullet"/>
+      <w:lvlText w:val=""/>
+      <w:lvlJc w:val="left"/>
+      <w:pPr>
+        <w:tabs>
+          <w:tab w:val="num" w:pos="6480"/>
+        </w:tabs>
+        <w:ind w:left="6480" w:hanging="360"/>
+      </w:pPr>
+      <w:rPr>
+        <w:rFonts w:ascii="Symbol" w:hAnsi="Symbol" w:hint="default"/>
+        <w:sz w:val="20"/>
+      </w:rPr>
+    </w:lvl>
+  </w:abstractNum>
+  <w:abstractNum w:abstractNumId="6" w15:restartNumberingAfterBreak="0">
+    <w:nsid w:val="68D91A83"/>
+    <w:multiLevelType w:val="multilevel"/>
+    <w:tmpl w:val="9FD8D378"/>
+    <w:lvl w:ilvl="0">
+      <w:start w:val="1"/>
+      <w:numFmt w:val="decimal"/>
+      <w:lvlText w:val="%1."/>
+      <w:lvlJc w:val="left"/>
+      <w:pPr>
+        <w:tabs>
+          <w:tab w:val="num" w:pos="720"/>
+        </w:tabs>
+        <w:ind w:left="720" w:hanging="360"/>
+      </w:pPr>
+    </w:lvl>
+    <w:lvl w:ilvl="1" w:tentative="1">
+      <w:start w:val="1"/>
+      <w:numFmt w:val="decimal"/>
+      <w:lvlText w:val="%2."/>
+      <w:lvlJc w:val="left"/>
+      <w:pPr>
+        <w:tabs>
+          <w:tab w:val="num" w:pos="1440"/>
+        </w:tabs>
+        <w:ind w:left="1440" w:hanging="360"/>
+      </w:pPr>
+    </w:lvl>
+    <w:lvl w:ilvl="2" w:tentative="1">
+      <w:start w:val="1"/>
+      <w:numFmt w:val="decimal"/>
+      <w:lvlText w:val="%3."/>
+      <w:lvlJc w:val="left"/>
+      <w:pPr>
+        <w:tabs>
+          <w:tab w:val="num" w:pos="2160"/>
+        </w:tabs>
+        <w:ind w:left="2160" w:hanging="360"/>
+      </w:pPr>
+    </w:lvl>
+    <w:lvl w:ilvl="3" w:tentative="1">
+      <w:start w:val="1"/>
+      <w:numFmt w:val="decimal"/>
+      <w:lvlText w:val="%4."/>
+      <w:lvlJc w:val="left"/>
+      <w:pPr>
+        <w:tabs>
+          <w:tab w:val="num" w:pos="2880"/>
+        </w:tabs>
+        <w:ind w:left="2880" w:hanging="360"/>
+      </w:pPr>
+    </w:lvl>
+    <w:lvl w:ilvl="4" w:tentative="1">
+      <w:start w:val="1"/>
+      <w:numFmt w:val="decimal"/>
+      <w:lvlText w:val="%5."/>
+      <w:lvlJc w:val="left"/>
+      <w:pPr>
+        <w:tabs>
+          <w:tab w:val="num" w:pos="3600"/>
+        </w:tabs>
+        <w:ind w:left="3600" w:hanging="360"/>
+      </w:pPr>
+    </w:lvl>
+    <w:lvl w:ilvl="5" w:tentative="1">
+      <w:start w:val="1"/>
+      <w:numFmt w:val="decimal"/>
+      <w:lvlText w:val="%6."/>
+      <w:lvlJc w:val="left"/>
+      <w:pPr>
+        <w:tabs>
+          <w:tab w:val="num" w:pos="4320"/>
+        </w:tabs>
+        <w:ind w:left="4320" w:hanging="360"/>
+      </w:pPr>
+    </w:lvl>
+    <w:lvl w:ilvl="6" w:tentative="1">
+      <w:start w:val="1"/>
+      <w:numFmt w:val="decimal"/>
+      <w:lvlText w:val="%7."/>
+      <w:lvlJc w:val="left"/>
+      <w:pPr>
+        <w:tabs>
+          <w:tab w:val="num" w:pos="5040"/>
+        </w:tabs>
+        <w:ind w:left="5040" w:hanging="360"/>
+      </w:pPr>
+    </w:lvl>
+    <w:lvl w:ilvl="7" w:tentative="1">
+      <w:start w:val="1"/>
+      <w:numFmt w:val="decimal"/>
+      <w:lvlText w:val="%8."/>
+      <w:lvlJc w:val="left"/>
+      <w:pPr>
+        <w:tabs>
+          <w:tab w:val="num" w:pos="5760"/>
+        </w:tabs>
+        <w:ind w:left="5760" w:hanging="360"/>
+      </w:pPr>
+    </w:lvl>
+    <w:lvl w:ilvl="8" w:tentative="1">
+      <w:start w:val="1"/>
+      <w:numFmt w:val="decimal"/>
+      <w:lvlText w:val="%9."/>
+      <w:lvlJc w:val="left"/>
+      <w:pPr>
+        <w:tabs>
+          <w:tab w:val="num" w:pos="6480"/>
+        </w:tabs>
+        <w:ind w:left="6480" w:hanging="360"/>
+      </w:pPr>
+    </w:lvl>
+  </w:abstractNum>
+  <w:abstractNum w:abstractNumId="7" w15:restartNumberingAfterBreak="0">
     <w:nsid w:val="794469E2"/>
     <w:multiLevelType w:val="multilevel"/>
     <w:tmpl w:val="B490AD3C"/>
@@ -563,15 +3717,38 @@
     </w:lvl>
   </w:abstractNum>
   <w:num w:numId="1">
+    <w:abstractNumId w:val="2"/>
+  </w:num>
+  <w:num w:numId="2">
+    <w:abstractNumId w:val="7"/>
+  </w:num>
+  <w:num w:numId="3">
+    <w:abstractNumId w:val="3"/>
+  </w:num>
+  <w:num w:numId="4">
+    <w:abstractNumId w:val="4"/>
+  </w:num>
+  <w:num w:numId="5">
+    <w:abstractNumId w:val="5"/>
+  </w:num>
+  <w:num w:numId="6">
+    <w:abstractNumId w:val="1"/>
+  </w:num>
+  <w:num w:numId="7">
+    <w:abstractNumId w:val="6"/>
+  </w:num>
+  <w:num w:numId="8">
     <w:abstractNumId w:val="0"/>
   </w:num>
-  <w:num w:numId="2">
-    <w:abstractNumId w:val="2"/>
-  </w:num>
-  <w:num w:numId="3">
-    <w:abstractNumId w:val="1"/>
-  </w:num>
 </w:numbering>
+</file>
+
+<file path=word/people.xml><?xml version="1.0" encoding="utf-8"?>
+<w15:people xmlns:wpc="http://schemas.microsoft.com/office/word/2010/wordprocessingCanvas" xmlns:cx="http://schemas.microsoft.com/office/drawing/2014/chartex" xmlns:cx1="http://schemas.microsoft.com/office/drawing/2015/9/8/chartex" xmlns:cx2="http://schemas.microsoft.com/office/drawing/2015/10/21/chartex" xmlns:cx3="http://schemas.microsoft.com/office/drawing/2016/5/9/chartex" xmlns:cx4="http://schemas.microsoft.com/office/drawing/2016/5/10/chartex" xmlns:cx5="http://schemas.microsoft.com/office/drawing/2016/5/11/chartex" xmlns:cx6="http://schemas.microsoft.com/office/drawing/2016/5/12/chartex" xmlns:cx7="http://schemas.microsoft.com/office/drawing/2016/5/13/chartex" xmlns:cx8="http://schemas.microsoft.com/office/drawing/2016/5/14/chartex" xmlns:mc="http://schemas.openxmlformats.org/markup-compatibility/2006" xmlns:aink="http://schemas.microsoft.com/office/drawing/2016/ink" xmlns:am3d="http://schemas.microsoft.com/office/drawing/2017/model3d" xmlns:o="urn:schemas-microsoft-com:office:office" xmlns:r="http://schemas.openxmlformats.org/officeDocument/2006/relationships" xmlns:m="http://schemas.openxmlformats.org/officeDocument/2006/math" xmlns:v="urn:schemas-microsoft-com:vml" xmlns:wp14="http://schemas.microsoft.com/office/word/2010/wordprocessingDrawing" xmlns:wp="http://schemas.openxmlformats.org/drawingml/2006/wordprocessingDrawing" xmlns:w10="urn:schemas-microsoft-com:office:word" xmlns:w="http://schemas.openxmlformats.org/wordprocessingml/2006/main" xmlns:w14="http://schemas.microsoft.com/office/word/2010/wordml" xmlns:w15="http://schemas.microsoft.com/office/word/2012/wordml" xmlns:w16cex="http://schemas.microsoft.com/office/word/2018/wordml/cex" xmlns:w16cid="http://schemas.microsoft.com/office/word/2016/wordml/cid" xmlns:w16="http://schemas.microsoft.com/office/word/2018/wordml" xmlns:w16sdtdh="http://schemas.microsoft.com/office/word/2020/wordml/sdtdatahash" xmlns:w16se="http://schemas.microsoft.com/office/word/2015/wordml/symex" xmlns:wpg="http://schemas.microsoft.com/office/word/2010/wordprocessingGroup" xmlns:wpi="http://schemas.microsoft.com/office/word/2010/wordprocessingInk" xmlns:wne="http://schemas.microsoft.com/office/word/2006/wordml" xmlns:wps="http://schemas.microsoft.com/office/word/2010/wordprocessingShape" mc:Ignorable="w14 w15 w16se w16cid w16 w16cex w16sdtdh wp14">
+  <w15:person w15:author="Gvadoskr">
+    <w15:presenceInfo w15:providerId="None" w15:userId="Gvadoskr"/>
+  </w15:person>
+</w15:people>
 </file>
 
 <file path=word/styles.xml><?xml version="1.0" encoding="utf-8"?>
@@ -1031,7 +4208,6 @@
     <w:next w:val="a"/>
     <w:link w:val="30"/>
     <w:uiPriority w:val="9"/>
-    <w:semiHidden/>
     <w:unhideWhenUsed/>
     <w:qFormat/>
     <w:rsid w:val="001D4F81"/>
@@ -1147,7 +4323,6 @@
     <w:basedOn w:val="a0"/>
     <w:link w:val="3"/>
     <w:uiPriority w:val="9"/>
-    <w:semiHidden/>
     <w:rsid w:val="001D4F81"/>
     <w:rPr>
       <w:rFonts w:ascii="Times New Roman" w:eastAsiaTheme="majorEastAsia" w:hAnsi="Times New Roman" w:cstheme="majorBidi"/>
@@ -1217,6 +4392,187 @@
     <w:basedOn w:val="a0"/>
     <w:link w:val="1"/>
     <w:rsid w:val="007929F4"/>
+    <w:rPr>
+      <w:rFonts w:ascii="Times New Roman" w:hAnsi="Times New Roman" w:cs="Times New Roman"/>
+      <w:sz w:val="28"/>
+      <w:szCs w:val="24"/>
+      <w:lang w:eastAsia="ru-RU"/>
+    </w:rPr>
+  </w:style>
+  <w:style w:type="character" w:styleId="a8">
+    <w:name w:val="Strong"/>
+    <w:basedOn w:val="a0"/>
+    <w:uiPriority w:val="22"/>
+    <w:qFormat/>
+    <w:rsid w:val="00603BF4"/>
+    <w:rPr>
+      <w:b/>
+      <w:bCs/>
+    </w:rPr>
+  </w:style>
+  <w:style w:type="character" w:styleId="a9">
+    <w:name w:val="annotation reference"/>
+    <w:basedOn w:val="a0"/>
+    <w:uiPriority w:val="99"/>
+    <w:semiHidden/>
+    <w:unhideWhenUsed/>
+    <w:rsid w:val="00EA30AF"/>
+    <w:rPr>
+      <w:sz w:val="16"/>
+      <w:szCs w:val="16"/>
+    </w:rPr>
+  </w:style>
+  <w:style w:type="paragraph" w:styleId="aa">
+    <w:name w:val="annotation text"/>
+    <w:basedOn w:val="a"/>
+    <w:link w:val="ab"/>
+    <w:uiPriority w:val="99"/>
+    <w:semiHidden/>
+    <w:unhideWhenUsed/>
+    <w:rsid w:val="00EA30AF"/>
+    <w:pPr>
+      <w:spacing w:line="240" w:lineRule="auto"/>
+    </w:pPr>
+    <w:rPr>
+      <w:sz w:val="20"/>
+      <w:szCs w:val="20"/>
+    </w:rPr>
+  </w:style>
+  <w:style w:type="character" w:customStyle="1" w:styleId="ab">
+    <w:name w:val="Текст примечания Знак"/>
+    <w:basedOn w:val="a0"/>
+    <w:link w:val="aa"/>
+    <w:uiPriority w:val="99"/>
+    <w:semiHidden/>
+    <w:rsid w:val="00EA30AF"/>
+    <w:rPr>
+      <w:rFonts w:ascii="Times New Roman" w:hAnsi="Times New Roman" w:cs="Times New Roman"/>
+      <w:sz w:val="20"/>
+      <w:szCs w:val="20"/>
+      <w:lang w:eastAsia="ru-RU"/>
+    </w:rPr>
+  </w:style>
+  <w:style w:type="paragraph" w:styleId="ac">
+    <w:name w:val="annotation subject"/>
+    <w:basedOn w:val="aa"/>
+    <w:next w:val="aa"/>
+    <w:link w:val="ad"/>
+    <w:uiPriority w:val="99"/>
+    <w:semiHidden/>
+    <w:unhideWhenUsed/>
+    <w:rsid w:val="00EA30AF"/>
+    <w:rPr>
+      <w:b/>
+      <w:bCs/>
+    </w:rPr>
+  </w:style>
+  <w:style w:type="character" w:customStyle="1" w:styleId="ad">
+    <w:name w:val="Тема примечания Знак"/>
+    <w:basedOn w:val="ab"/>
+    <w:link w:val="ac"/>
+    <w:uiPriority w:val="99"/>
+    <w:semiHidden/>
+    <w:rsid w:val="00EA30AF"/>
+    <w:rPr>
+      <w:rFonts w:ascii="Times New Roman" w:hAnsi="Times New Roman" w:cs="Times New Roman"/>
+      <w:b/>
+      <w:bCs/>
+      <w:sz w:val="20"/>
+      <w:szCs w:val="20"/>
+      <w:lang w:eastAsia="ru-RU"/>
+    </w:rPr>
+  </w:style>
+  <w:style w:type="character" w:styleId="HTML">
+    <w:name w:val="HTML Code"/>
+    <w:basedOn w:val="a0"/>
+    <w:uiPriority w:val="99"/>
+    <w:semiHidden/>
+    <w:unhideWhenUsed/>
+    <w:rsid w:val="00EA30AF"/>
+    <w:rPr>
+      <w:rFonts w:ascii="Courier New" w:eastAsia="Times New Roman" w:hAnsi="Courier New" w:cs="Courier New"/>
+      <w:sz w:val="20"/>
+      <w:szCs w:val="20"/>
+    </w:rPr>
+  </w:style>
+  <w:style w:type="paragraph" w:styleId="ae">
+    <w:name w:val="Body Text"/>
+    <w:basedOn w:val="a"/>
+    <w:link w:val="af"/>
+    <w:uiPriority w:val="99"/>
+    <w:unhideWhenUsed/>
+    <w:rsid w:val="00793642"/>
+    <w:pPr>
+      <w:spacing w:after="120" w:line="240" w:lineRule="auto"/>
+      <w:ind w:firstLine="0"/>
+      <w:jc w:val="left"/>
+    </w:pPr>
+    <w:rPr>
+      <w:sz w:val="24"/>
+    </w:rPr>
+  </w:style>
+  <w:style w:type="character" w:customStyle="1" w:styleId="af">
+    <w:name w:val="Основной текст Знак"/>
+    <w:basedOn w:val="a0"/>
+    <w:link w:val="ae"/>
+    <w:uiPriority w:val="99"/>
+    <w:rsid w:val="00793642"/>
+    <w:rPr>
+      <w:rFonts w:ascii="Times New Roman" w:hAnsi="Times New Roman" w:cs="Times New Roman"/>
+      <w:sz w:val="24"/>
+      <w:szCs w:val="24"/>
+      <w:lang w:eastAsia="ru-RU"/>
+    </w:rPr>
+  </w:style>
+  <w:style w:type="paragraph" w:styleId="af0">
+    <w:name w:val="header"/>
+    <w:basedOn w:val="a"/>
+    <w:link w:val="af1"/>
+    <w:uiPriority w:val="99"/>
+    <w:unhideWhenUsed/>
+    <w:rsid w:val="00AB3790"/>
+    <w:pPr>
+      <w:tabs>
+        <w:tab w:val="center" w:pos="4677"/>
+        <w:tab w:val="right" w:pos="9355"/>
+      </w:tabs>
+      <w:spacing w:line="240" w:lineRule="auto"/>
+    </w:pPr>
+  </w:style>
+  <w:style w:type="character" w:customStyle="1" w:styleId="af1">
+    <w:name w:val="Верхний колонтитул Знак"/>
+    <w:basedOn w:val="a0"/>
+    <w:link w:val="af0"/>
+    <w:uiPriority w:val="99"/>
+    <w:rsid w:val="00AB3790"/>
+    <w:rPr>
+      <w:rFonts w:ascii="Times New Roman" w:hAnsi="Times New Roman" w:cs="Times New Roman"/>
+      <w:sz w:val="28"/>
+      <w:szCs w:val="24"/>
+      <w:lang w:eastAsia="ru-RU"/>
+    </w:rPr>
+  </w:style>
+  <w:style w:type="paragraph" w:styleId="af2">
+    <w:name w:val="footer"/>
+    <w:basedOn w:val="a"/>
+    <w:link w:val="af3"/>
+    <w:uiPriority w:val="99"/>
+    <w:unhideWhenUsed/>
+    <w:rsid w:val="00AB3790"/>
+    <w:pPr>
+      <w:tabs>
+        <w:tab w:val="center" w:pos="4677"/>
+        <w:tab w:val="right" w:pos="9355"/>
+      </w:tabs>
+      <w:spacing w:line="240" w:lineRule="auto"/>
+    </w:pPr>
+  </w:style>
+  <w:style w:type="character" w:customStyle="1" w:styleId="af3">
+    <w:name w:val="Нижний колонтитул Знак"/>
+    <w:basedOn w:val="a0"/>
+    <w:link w:val="af2"/>
+    <w:uiPriority w:val="99"/>
+    <w:rsid w:val="00AB3790"/>
     <w:rPr>
       <w:rFonts w:ascii="Times New Roman" w:hAnsi="Times New Roman" w:cs="Times New Roman"/>
       <w:sz w:val="28"/>
